--- a/docs/tables/carbo/sec5_throm_2.docx
+++ b/docs/tables/carbo/sec5_throm_2.docx
@@ -838,7 +838,7 @@
                 <w:szCs w:val="22"/>
                 <w:color w:val="000000"/>
               </w:rPr>
-              <w:t xml:space="preserve">190</w:t>
+              <w:t xml:space="preserve">189</w:t>
             </w:r>
           </w:p>
         </w:tc>
@@ -944,7 +944,7 @@
                 <w:szCs w:val="22"/>
                 <w:color w:val="000000"/>
               </w:rPr>
-              <w:t xml:space="preserve">1.02, 1.62</w:t>
+              <w:t xml:space="preserve">1.02, 1.63</w:t>
             </w:r>
           </w:p>
         </w:tc>
@@ -997,7 +997,7 @@
                 <w:szCs w:val="22"/>
                 <w:color w:val="000000"/>
               </w:rPr>
-              <w:t xml:space="preserve">0.036</w:t>
+              <w:t xml:space="preserve">0.033</w:t>
             </w:r>
           </w:p>
         </w:tc>
@@ -1050,7 +1050,7 @@
                 <w:szCs w:val="22"/>
                 <w:color w:val="000000"/>
               </w:rPr>
-              <w:t xml:space="preserve">190</w:t>
+              <w:t xml:space="preserve">189</w:t>
             </w:r>
           </w:p>
         </w:tc>
@@ -1321,7 +1321,7 @@
                 <w:szCs w:val="22"/>
                 <w:color w:val="000000"/>
               </w:rPr>
-              <w:t xml:space="preserve">190</w:t>
+              <w:t xml:space="preserve">189</w:t>
             </w:r>
           </w:p>
         </w:tc>
@@ -1480,60 +1480,60 @@
                 <w:szCs w:val="22"/>
                 <w:color w:val="000000"/>
               </w:rPr>
-              <w:t xml:space="preserve">0.730</w:t>
-            </w:r>
-          </w:p>
-        </w:tc>
-        <w:tc>
-          <w:tcPr>
-            <w:tcBorders>
-              <w:bottom w:val="none" w:sz="0" w:space="0" w:color="000000"/>
-              <w:top w:val="none" w:sz="0" w:space="0" w:color="000000"/>
-              <w:left w:val="none" w:sz="0" w:space="0" w:color="000000"/>
-              <w:right w:val="none" w:sz="0" w:space="0" w:color="000000"/>
-            </w:tcBorders>
-            <w:shd w:val="clear" w:color="auto" w:fill="FFFFFF"/>
-            <w:tcMar>
-              <w:top w:w="0" w:type="dxa"/>
-              <w:bottom w:w="0" w:type="dxa"/>
-              <w:left w:w="0" w:type="dxa"/>
-              <w:right w:w="0" w:type="dxa"/>
-            </w:tcMar>
-            <w:vAlign w:val="top"/>
-          </w:tcPr>
-          <w:p>
-            <w:pPr>
-              <w:pStyle w:val="Normal"/>
-              <w:jc w:val="center"/>
-              <w:pBdr>
-                <w:bottom w:val="none" w:sz="0" w:space="0" w:color="000000"/>
-                <w:top w:val="none" w:sz="0" w:space="0" w:color="000000"/>
-                <w:left w:val="none" w:sz="0" w:space="0" w:color="000000"/>
-                <w:right w:val="none" w:sz="0" w:space="0" w:color="000000"/>
-              </w:pBdr>
-              <w:spacing w:after="100" w:before="100" w:line="240"/>
-              <w:ind w:left="100" w:right="100" w:firstLine="0" w:firstLineChars="0"/>
-              <w:rPr>
-                <w:rFonts w:ascii="Helvetica" w:hAnsi="Helvetica" w:eastAsia="Helvetica" w:cs="Helvetica"/>
-                <w:i w:val="false"/>
-                <w:b w:val="false"/>
-                <w:u w:val="none"/>
-                <w:sz w:val="22"/>
-                <w:szCs w:val="22"/>
-                <w:color w:val="000000"/>
-              </w:rPr>
-            </w:pPr>
-            <w:r>
-              <w:rPr>
-                <w:rFonts w:ascii="Helvetica" w:hAnsi="Helvetica" w:eastAsia="Helvetica" w:cs="Helvetica"/>
-                <w:i w:val="false"/>
-                <w:b w:val="false"/>
-                <w:u w:val="none"/>
-                <w:sz w:val="22"/>
-                <w:szCs w:val="22"/>
-                <w:color w:val="000000"/>
-              </w:rPr>
-              <w:t xml:space="preserve">190</w:t>
+              <w:t xml:space="preserve">0.720</w:t>
+            </w:r>
+          </w:p>
+        </w:tc>
+        <w:tc>
+          <w:tcPr>
+            <w:tcBorders>
+              <w:bottom w:val="none" w:sz="0" w:space="0" w:color="000000"/>
+              <w:top w:val="none" w:sz="0" w:space="0" w:color="000000"/>
+              <w:left w:val="none" w:sz="0" w:space="0" w:color="000000"/>
+              <w:right w:val="none" w:sz="0" w:space="0" w:color="000000"/>
+            </w:tcBorders>
+            <w:shd w:val="clear" w:color="auto" w:fill="FFFFFF"/>
+            <w:tcMar>
+              <w:top w:w="0" w:type="dxa"/>
+              <w:bottom w:w="0" w:type="dxa"/>
+              <w:left w:w="0" w:type="dxa"/>
+              <w:right w:w="0" w:type="dxa"/>
+            </w:tcMar>
+            <w:vAlign w:val="top"/>
+          </w:tcPr>
+          <w:p>
+            <w:pPr>
+              <w:pStyle w:val="Normal"/>
+              <w:jc w:val="center"/>
+              <w:pBdr>
+                <w:bottom w:val="none" w:sz="0" w:space="0" w:color="000000"/>
+                <w:top w:val="none" w:sz="0" w:space="0" w:color="000000"/>
+                <w:left w:val="none" w:sz="0" w:space="0" w:color="000000"/>
+                <w:right w:val="none" w:sz="0" w:space="0" w:color="000000"/>
+              </w:pBdr>
+              <w:spacing w:after="100" w:before="100" w:line="240"/>
+              <w:ind w:left="100" w:right="100" w:firstLine="0" w:firstLineChars="0"/>
+              <w:rPr>
+                <w:rFonts w:ascii="Helvetica" w:hAnsi="Helvetica" w:eastAsia="Helvetica" w:cs="Helvetica"/>
+                <w:i w:val="false"/>
+                <w:b w:val="false"/>
+                <w:u w:val="none"/>
+                <w:sz w:val="22"/>
+                <w:szCs w:val="22"/>
+                <w:color w:val="000000"/>
+              </w:rPr>
+            </w:pPr>
+            <w:r>
+              <w:rPr>
+                <w:rFonts w:ascii="Helvetica" w:hAnsi="Helvetica" w:eastAsia="Helvetica" w:cs="Helvetica"/>
+                <w:i w:val="false"/>
+                <w:b w:val="false"/>
+                <w:u w:val="none"/>
+                <w:sz w:val="22"/>
+                <w:szCs w:val="22"/>
+                <w:color w:val="000000"/>
+              </w:rPr>
+              <w:t xml:space="preserve">189</w:t>
             </w:r>
           </w:p>
         </w:tc>
@@ -1804,7 +1804,7 @@
                 <w:szCs w:val="22"/>
                 <w:color w:val="000000"/>
               </w:rPr>
-              <w:t xml:space="preserve">190</w:t>
+              <w:t xml:space="preserve">189</w:t>
             </w:r>
           </w:p>
         </w:tc>
@@ -2016,7 +2016,7 @@
                 <w:szCs w:val="22"/>
                 <w:color w:val="000000"/>
               </w:rPr>
-              <w:t xml:space="preserve">190</w:t>
+              <w:t xml:space="preserve">189</w:t>
             </w:r>
           </w:p>
         </w:tc>
@@ -2823,113 +2823,113 @@
                 <w:szCs w:val="22"/>
                 <w:color w:val="000000"/>
               </w:rPr>
-              <w:t xml:space="preserve">1.28</w:t>
-            </w:r>
-          </w:p>
-        </w:tc>
-        <w:tc>
-          <w:tcPr>
-            <w:tcBorders>
-              <w:bottom w:val="none" w:sz="0" w:space="0" w:color="000000"/>
-              <w:top w:val="none" w:sz="0" w:space="0" w:color="000000"/>
-              <w:left w:val="none" w:sz="0" w:space="0" w:color="000000"/>
-              <w:right w:val="none" w:sz="0" w:space="0" w:color="000000"/>
-            </w:tcBorders>
-            <w:shd w:val="clear" w:color="auto" w:fill="FFFFFF"/>
-            <w:tcMar>
-              <w:top w:w="0" w:type="dxa"/>
-              <w:bottom w:w="0" w:type="dxa"/>
-              <w:left w:w="0" w:type="dxa"/>
-              <w:right w:w="0" w:type="dxa"/>
-            </w:tcMar>
-            <w:vAlign w:val="top"/>
-          </w:tcPr>
-          <w:p>
-            <w:pPr>
-              <w:pStyle w:val="Normal"/>
-              <w:jc w:val="center"/>
-              <w:pBdr>
-                <w:bottom w:val="none" w:sz="0" w:space="0" w:color="000000"/>
-                <w:top w:val="none" w:sz="0" w:space="0" w:color="000000"/>
-                <w:left w:val="none" w:sz="0" w:space="0" w:color="000000"/>
-                <w:right w:val="none" w:sz="0" w:space="0" w:color="000000"/>
-              </w:pBdr>
-              <w:spacing w:after="100" w:before="100" w:line="240"/>
-              <w:ind w:left="100" w:right="100" w:firstLine="0" w:firstLineChars="0"/>
-              <w:rPr>
-                <w:rFonts w:ascii="Helvetica" w:hAnsi="Helvetica" w:eastAsia="Helvetica" w:cs="Helvetica"/>
-                <w:i w:val="false"/>
-                <w:b w:val="false"/>
-                <w:u w:val="none"/>
-                <w:sz w:val="22"/>
-                <w:szCs w:val="22"/>
-                <w:color w:val="000000"/>
-              </w:rPr>
-            </w:pPr>
-            <w:r>
-              <w:rPr>
-                <w:rFonts w:ascii="Helvetica" w:hAnsi="Helvetica" w:eastAsia="Helvetica" w:cs="Helvetica"/>
-                <w:i w:val="false"/>
-                <w:b w:val="false"/>
-                <w:u w:val="none"/>
-                <w:sz w:val="22"/>
-                <w:szCs w:val="22"/>
-                <w:color w:val="000000"/>
-              </w:rPr>
-              <w:t xml:space="preserve">0.40, 4.10</w:t>
-            </w:r>
-          </w:p>
-        </w:tc>
-        <w:tc>
-          <w:tcPr>
-            <w:tcBorders>
-              <w:bottom w:val="none" w:sz="0" w:space="0" w:color="000000"/>
-              <w:top w:val="none" w:sz="0" w:space="0" w:color="000000"/>
-              <w:left w:val="none" w:sz="0" w:space="0" w:color="000000"/>
-              <w:right w:val="none" w:sz="0" w:space="0" w:color="000000"/>
-            </w:tcBorders>
-            <w:shd w:val="clear" w:color="auto" w:fill="FFFFFF"/>
-            <w:tcMar>
-              <w:top w:w="0" w:type="dxa"/>
-              <w:bottom w:w="0" w:type="dxa"/>
-              <w:left w:w="0" w:type="dxa"/>
-              <w:right w:w="0" w:type="dxa"/>
-            </w:tcMar>
-            <w:vAlign w:val="top"/>
-          </w:tcPr>
-          <w:p>
-            <w:pPr>
-              <w:pStyle w:val="Normal"/>
-              <w:jc w:val="center"/>
-              <w:pBdr>
-                <w:bottom w:val="none" w:sz="0" w:space="0" w:color="000000"/>
-                <w:top w:val="none" w:sz="0" w:space="0" w:color="000000"/>
-                <w:left w:val="none" w:sz="0" w:space="0" w:color="000000"/>
-                <w:right w:val="none" w:sz="0" w:space="0" w:color="000000"/>
-              </w:pBdr>
-              <w:spacing w:after="100" w:before="100" w:line="240"/>
-              <w:ind w:left="100" w:right="100" w:firstLine="0" w:firstLineChars="0"/>
-              <w:rPr>
-                <w:rFonts w:ascii="Helvetica" w:hAnsi="Helvetica" w:eastAsia="Helvetica" w:cs="Helvetica"/>
-                <w:i w:val="false"/>
-                <w:b w:val="false"/>
-                <w:u w:val="none"/>
-                <w:sz w:val="22"/>
-                <w:szCs w:val="22"/>
-                <w:color w:val="000000"/>
-              </w:rPr>
-            </w:pPr>
-            <w:r>
-              <w:rPr>
-                <w:rFonts w:ascii="Helvetica" w:hAnsi="Helvetica" w:eastAsia="Helvetica" w:cs="Helvetica"/>
-                <w:i w:val="false"/>
-                <w:b w:val="false"/>
-                <w:u w:val="none"/>
-                <w:sz w:val="22"/>
-                <w:szCs w:val="22"/>
-                <w:color w:val="000000"/>
-              </w:rPr>
-              <w:t xml:space="preserve">0.680</w:t>
+              <w:t xml:space="preserve">1.27</w:t>
+            </w:r>
+          </w:p>
+        </w:tc>
+        <w:tc>
+          <w:tcPr>
+            <w:tcBorders>
+              <w:bottom w:val="none" w:sz="0" w:space="0" w:color="000000"/>
+              <w:top w:val="none" w:sz="0" w:space="0" w:color="000000"/>
+              <w:left w:val="none" w:sz="0" w:space="0" w:color="000000"/>
+              <w:right w:val="none" w:sz="0" w:space="0" w:color="000000"/>
+            </w:tcBorders>
+            <w:shd w:val="clear" w:color="auto" w:fill="FFFFFF"/>
+            <w:tcMar>
+              <w:top w:w="0" w:type="dxa"/>
+              <w:bottom w:w="0" w:type="dxa"/>
+              <w:left w:w="0" w:type="dxa"/>
+              <w:right w:w="0" w:type="dxa"/>
+            </w:tcMar>
+            <w:vAlign w:val="top"/>
+          </w:tcPr>
+          <w:p>
+            <w:pPr>
+              <w:pStyle w:val="Normal"/>
+              <w:jc w:val="center"/>
+              <w:pBdr>
+                <w:bottom w:val="none" w:sz="0" w:space="0" w:color="000000"/>
+                <w:top w:val="none" w:sz="0" w:space="0" w:color="000000"/>
+                <w:left w:val="none" w:sz="0" w:space="0" w:color="000000"/>
+                <w:right w:val="none" w:sz="0" w:space="0" w:color="000000"/>
+              </w:pBdr>
+              <w:spacing w:after="100" w:before="100" w:line="240"/>
+              <w:ind w:left="100" w:right="100" w:firstLine="0" w:firstLineChars="0"/>
+              <w:rPr>
+                <w:rFonts w:ascii="Helvetica" w:hAnsi="Helvetica" w:eastAsia="Helvetica" w:cs="Helvetica"/>
+                <w:i w:val="false"/>
+                <w:b w:val="false"/>
+                <w:u w:val="none"/>
+                <w:sz w:val="22"/>
+                <w:szCs w:val="22"/>
+                <w:color w:val="000000"/>
+              </w:rPr>
+            </w:pPr>
+            <w:r>
+              <w:rPr>
+                <w:rFonts w:ascii="Helvetica" w:hAnsi="Helvetica" w:eastAsia="Helvetica" w:cs="Helvetica"/>
+                <w:i w:val="false"/>
+                <w:b w:val="false"/>
+                <w:u w:val="none"/>
+                <w:sz w:val="22"/>
+                <w:szCs w:val="22"/>
+                <w:color w:val="000000"/>
+              </w:rPr>
+              <w:t xml:space="preserve">0.40, 4.07</w:t>
+            </w:r>
+          </w:p>
+        </w:tc>
+        <w:tc>
+          <w:tcPr>
+            <w:tcBorders>
+              <w:bottom w:val="none" w:sz="0" w:space="0" w:color="000000"/>
+              <w:top w:val="none" w:sz="0" w:space="0" w:color="000000"/>
+              <w:left w:val="none" w:sz="0" w:space="0" w:color="000000"/>
+              <w:right w:val="none" w:sz="0" w:space="0" w:color="000000"/>
+            </w:tcBorders>
+            <w:shd w:val="clear" w:color="auto" w:fill="FFFFFF"/>
+            <w:tcMar>
+              <w:top w:w="0" w:type="dxa"/>
+              <w:bottom w:w="0" w:type="dxa"/>
+              <w:left w:w="0" w:type="dxa"/>
+              <w:right w:w="0" w:type="dxa"/>
+            </w:tcMar>
+            <w:vAlign w:val="top"/>
+          </w:tcPr>
+          <w:p>
+            <w:pPr>
+              <w:pStyle w:val="Normal"/>
+              <w:jc w:val="center"/>
+              <w:pBdr>
+                <w:bottom w:val="none" w:sz="0" w:space="0" w:color="000000"/>
+                <w:top w:val="none" w:sz="0" w:space="0" w:color="000000"/>
+                <w:left w:val="none" w:sz="0" w:space="0" w:color="000000"/>
+                <w:right w:val="none" w:sz="0" w:space="0" w:color="000000"/>
+              </w:pBdr>
+              <w:spacing w:after="100" w:before="100" w:line="240"/>
+              <w:ind w:left="100" w:right="100" w:firstLine="0" w:firstLineChars="0"/>
+              <w:rPr>
+                <w:rFonts w:ascii="Helvetica" w:hAnsi="Helvetica" w:eastAsia="Helvetica" w:cs="Helvetica"/>
+                <w:i w:val="false"/>
+                <w:b w:val="false"/>
+                <w:u w:val="none"/>
+                <w:sz w:val="22"/>
+                <w:szCs w:val="22"/>
+                <w:color w:val="000000"/>
+              </w:rPr>
+            </w:pPr>
+            <w:r>
+              <w:rPr>
+                <w:rFonts w:ascii="Helvetica" w:hAnsi="Helvetica" w:eastAsia="Helvetica" w:cs="Helvetica"/>
+                <w:i w:val="false"/>
+                <w:b w:val="false"/>
+                <w:u w:val="none"/>
+                <w:sz w:val="22"/>
+                <w:szCs w:val="22"/>
+                <w:color w:val="000000"/>
+              </w:rPr>
+              <w:t xml:space="preserve">0.690</w:t>
             </w:r>
           </w:p>
         </w:tc>
@@ -3253,7 +3253,7 @@
                 <w:szCs w:val="22"/>
                 <w:color w:val="000000"/>
               </w:rPr>
-              <w:t xml:space="preserve">190</w:t>
+              <w:t xml:space="preserve">189</w:t>
             </w:r>
           </w:p>
         </w:tc>
@@ -3412,60 +3412,60 @@
                 <w:szCs w:val="22"/>
                 <w:color w:val="000000"/>
               </w:rPr>
-              <w:t xml:space="preserve">0.031</w:t>
-            </w:r>
-          </w:p>
-        </w:tc>
-        <w:tc>
-          <w:tcPr>
-            <w:tcBorders>
-              <w:bottom w:val="none" w:sz="0" w:space="0" w:color="000000"/>
-              <w:top w:val="none" w:sz="0" w:space="0" w:color="000000"/>
-              <w:left w:val="none" w:sz="0" w:space="0" w:color="000000"/>
-              <w:right w:val="none" w:sz="0" w:space="0" w:color="000000"/>
-            </w:tcBorders>
-            <w:shd w:val="clear" w:color="auto" w:fill="FFFFFF"/>
-            <w:tcMar>
-              <w:top w:w="0" w:type="dxa"/>
-              <w:bottom w:w="0" w:type="dxa"/>
-              <w:left w:w="0" w:type="dxa"/>
-              <w:right w:w="0" w:type="dxa"/>
-            </w:tcMar>
-            <w:vAlign w:val="top"/>
-          </w:tcPr>
-          <w:p>
-            <w:pPr>
-              <w:pStyle w:val="Normal"/>
-              <w:jc w:val="center"/>
-              <w:pBdr>
-                <w:bottom w:val="none" w:sz="0" w:space="0" w:color="000000"/>
-                <w:top w:val="none" w:sz="0" w:space="0" w:color="000000"/>
-                <w:left w:val="none" w:sz="0" w:space="0" w:color="000000"/>
-                <w:right w:val="none" w:sz="0" w:space="0" w:color="000000"/>
-              </w:pBdr>
-              <w:spacing w:after="100" w:before="100" w:line="240"/>
-              <w:ind w:left="100" w:right="100" w:firstLine="0" w:firstLineChars="0"/>
-              <w:rPr>
-                <w:rFonts w:ascii="Helvetica" w:hAnsi="Helvetica" w:eastAsia="Helvetica" w:cs="Helvetica"/>
-                <w:i w:val="false"/>
-                <w:b w:val="false"/>
-                <w:u w:val="none"/>
-                <w:sz w:val="22"/>
-                <w:szCs w:val="22"/>
-                <w:color w:val="000000"/>
-              </w:rPr>
-            </w:pPr>
-            <w:r>
-              <w:rPr>
-                <w:rFonts w:ascii="Helvetica" w:hAnsi="Helvetica" w:eastAsia="Helvetica" w:cs="Helvetica"/>
-                <w:i w:val="false"/>
-                <w:b w:val="false"/>
-                <w:u w:val="none"/>
-                <w:sz w:val="22"/>
-                <w:szCs w:val="22"/>
-                <w:color w:val="000000"/>
-              </w:rPr>
-              <w:t xml:space="preserve">190</w:t>
+              <w:t xml:space="preserve">0.030</w:t>
+            </w:r>
+          </w:p>
+        </w:tc>
+        <w:tc>
+          <w:tcPr>
+            <w:tcBorders>
+              <w:bottom w:val="none" w:sz="0" w:space="0" w:color="000000"/>
+              <w:top w:val="none" w:sz="0" w:space="0" w:color="000000"/>
+              <w:left w:val="none" w:sz="0" w:space="0" w:color="000000"/>
+              <w:right w:val="none" w:sz="0" w:space="0" w:color="000000"/>
+            </w:tcBorders>
+            <w:shd w:val="clear" w:color="auto" w:fill="FFFFFF"/>
+            <w:tcMar>
+              <w:top w:w="0" w:type="dxa"/>
+              <w:bottom w:w="0" w:type="dxa"/>
+              <w:left w:w="0" w:type="dxa"/>
+              <w:right w:w="0" w:type="dxa"/>
+            </w:tcMar>
+            <w:vAlign w:val="top"/>
+          </w:tcPr>
+          <w:p>
+            <w:pPr>
+              <w:pStyle w:val="Normal"/>
+              <w:jc w:val="center"/>
+              <w:pBdr>
+                <w:bottom w:val="none" w:sz="0" w:space="0" w:color="000000"/>
+                <w:top w:val="none" w:sz="0" w:space="0" w:color="000000"/>
+                <w:left w:val="none" w:sz="0" w:space="0" w:color="000000"/>
+                <w:right w:val="none" w:sz="0" w:space="0" w:color="000000"/>
+              </w:pBdr>
+              <w:spacing w:after="100" w:before="100" w:line="240"/>
+              <w:ind w:left="100" w:right="100" w:firstLine="0" w:firstLineChars="0"/>
+              <w:rPr>
+                <w:rFonts w:ascii="Helvetica" w:hAnsi="Helvetica" w:eastAsia="Helvetica" w:cs="Helvetica"/>
+                <w:i w:val="false"/>
+                <w:b w:val="false"/>
+                <w:u w:val="none"/>
+                <w:sz w:val="22"/>
+                <w:szCs w:val="22"/>
+                <w:color w:val="000000"/>
+              </w:rPr>
+            </w:pPr>
+            <w:r>
+              <w:rPr>
+                <w:rFonts w:ascii="Helvetica" w:hAnsi="Helvetica" w:eastAsia="Helvetica" w:cs="Helvetica"/>
+                <w:i w:val="false"/>
+                <w:b w:val="false"/>
+                <w:u w:val="none"/>
+                <w:sz w:val="22"/>
+                <w:szCs w:val="22"/>
+                <w:color w:val="000000"/>
+              </w:rPr>
+              <w:t xml:space="preserve">189</w:t>
             </w:r>
           </w:p>
         </w:tc>
@@ -3736,7 +3736,7 @@
                 <w:szCs w:val="22"/>
                 <w:color w:val="000000"/>
               </w:rPr>
-              <w:t xml:space="preserve">190</w:t>
+              <w:t xml:space="preserve">189</w:t>
             </w:r>
           </w:p>
         </w:tc>
@@ -3948,7 +3948,7 @@
                 <w:szCs w:val="22"/>
                 <w:color w:val="000000"/>
               </w:rPr>
-              <w:t xml:space="preserve">190</w:t>
+              <w:t xml:space="preserve">189</w:t>
             </w:r>
           </w:p>
         </w:tc>
@@ -4755,113 +4755,113 @@
                 <w:szCs w:val="22"/>
                 <w:color w:val="000000"/>
               </w:rPr>
-              <w:t xml:space="preserve">1.37</w:t>
-            </w:r>
-          </w:p>
-        </w:tc>
-        <w:tc>
-          <w:tcPr>
-            <w:tcBorders>
-              <w:bottom w:val="none" w:sz="0" w:space="0" w:color="000000"/>
-              <w:top w:val="none" w:sz="0" w:space="0" w:color="000000"/>
-              <w:left w:val="none" w:sz="0" w:space="0" w:color="000000"/>
-              <w:right w:val="none" w:sz="0" w:space="0" w:color="000000"/>
-            </w:tcBorders>
-            <w:shd w:val="clear" w:color="auto" w:fill="FFFFFF"/>
-            <w:tcMar>
-              <w:top w:w="0" w:type="dxa"/>
-              <w:bottom w:w="0" w:type="dxa"/>
-              <w:left w:w="0" w:type="dxa"/>
-              <w:right w:w="0" w:type="dxa"/>
-            </w:tcMar>
-            <w:vAlign w:val="top"/>
-          </w:tcPr>
-          <w:p>
-            <w:pPr>
-              <w:pStyle w:val="Normal"/>
-              <w:jc w:val="center"/>
-              <w:pBdr>
-                <w:bottom w:val="none" w:sz="0" w:space="0" w:color="000000"/>
-                <w:top w:val="none" w:sz="0" w:space="0" w:color="000000"/>
-                <w:left w:val="none" w:sz="0" w:space="0" w:color="000000"/>
-                <w:right w:val="none" w:sz="0" w:space="0" w:color="000000"/>
-              </w:pBdr>
-              <w:spacing w:after="100" w:before="100" w:line="240"/>
-              <w:ind w:left="100" w:right="100" w:firstLine="0" w:firstLineChars="0"/>
-              <w:rPr>
-                <w:rFonts w:ascii="Helvetica" w:hAnsi="Helvetica" w:eastAsia="Helvetica" w:cs="Helvetica"/>
-                <w:i w:val="false"/>
-                <w:b w:val="false"/>
-                <w:u w:val="none"/>
-                <w:sz w:val="22"/>
-                <w:szCs w:val="22"/>
-                <w:color w:val="000000"/>
-              </w:rPr>
-            </w:pPr>
-            <w:r>
-              <w:rPr>
-                <w:rFonts w:ascii="Helvetica" w:hAnsi="Helvetica" w:eastAsia="Helvetica" w:cs="Helvetica"/>
-                <w:i w:val="false"/>
-                <w:b w:val="false"/>
-                <w:u w:val="none"/>
-                <w:sz w:val="22"/>
-                <w:szCs w:val="22"/>
-                <w:color w:val="000000"/>
-              </w:rPr>
-              <w:t xml:space="preserve">0.48, 3.94</w:t>
-            </w:r>
-          </w:p>
-        </w:tc>
-        <w:tc>
-          <w:tcPr>
-            <w:tcBorders>
-              <w:bottom w:val="none" w:sz="0" w:space="0" w:color="000000"/>
-              <w:top w:val="none" w:sz="0" w:space="0" w:color="000000"/>
-              <w:left w:val="none" w:sz="0" w:space="0" w:color="000000"/>
-              <w:right w:val="none" w:sz="0" w:space="0" w:color="000000"/>
-            </w:tcBorders>
-            <w:shd w:val="clear" w:color="auto" w:fill="FFFFFF"/>
-            <w:tcMar>
-              <w:top w:w="0" w:type="dxa"/>
-              <w:bottom w:w="0" w:type="dxa"/>
-              <w:left w:w="0" w:type="dxa"/>
-              <w:right w:w="0" w:type="dxa"/>
-            </w:tcMar>
-            <w:vAlign w:val="top"/>
-          </w:tcPr>
-          <w:p>
-            <w:pPr>
-              <w:pStyle w:val="Normal"/>
-              <w:jc w:val="center"/>
-              <w:pBdr>
-                <w:bottom w:val="none" w:sz="0" w:space="0" w:color="000000"/>
-                <w:top w:val="none" w:sz="0" w:space="0" w:color="000000"/>
-                <w:left w:val="none" w:sz="0" w:space="0" w:color="000000"/>
-                <w:right w:val="none" w:sz="0" w:space="0" w:color="000000"/>
-              </w:pBdr>
-              <w:spacing w:after="100" w:before="100" w:line="240"/>
-              <w:ind w:left="100" w:right="100" w:firstLine="0" w:firstLineChars="0"/>
-              <w:rPr>
-                <w:rFonts w:ascii="Helvetica" w:hAnsi="Helvetica" w:eastAsia="Helvetica" w:cs="Helvetica"/>
-                <w:i w:val="false"/>
-                <w:b w:val="false"/>
-                <w:u w:val="none"/>
-                <w:sz w:val="22"/>
-                <w:szCs w:val="22"/>
-                <w:color w:val="000000"/>
-              </w:rPr>
-            </w:pPr>
-            <w:r>
-              <w:rPr>
-                <w:rFonts w:ascii="Helvetica" w:hAnsi="Helvetica" w:eastAsia="Helvetica" w:cs="Helvetica"/>
-                <w:i w:val="false"/>
-                <w:b w:val="false"/>
-                <w:u w:val="none"/>
-                <w:sz w:val="22"/>
-                <w:szCs w:val="22"/>
-                <w:color w:val="000000"/>
-              </w:rPr>
-              <w:t xml:space="preserve">0.560</w:t>
+              <w:t xml:space="preserve">1.39</w:t>
+            </w:r>
+          </w:p>
+        </w:tc>
+        <w:tc>
+          <w:tcPr>
+            <w:tcBorders>
+              <w:bottom w:val="none" w:sz="0" w:space="0" w:color="000000"/>
+              <w:top w:val="none" w:sz="0" w:space="0" w:color="000000"/>
+              <w:left w:val="none" w:sz="0" w:space="0" w:color="000000"/>
+              <w:right w:val="none" w:sz="0" w:space="0" w:color="000000"/>
+            </w:tcBorders>
+            <w:shd w:val="clear" w:color="auto" w:fill="FFFFFF"/>
+            <w:tcMar>
+              <w:top w:w="0" w:type="dxa"/>
+              <w:bottom w:w="0" w:type="dxa"/>
+              <w:left w:w="0" w:type="dxa"/>
+              <w:right w:w="0" w:type="dxa"/>
+            </w:tcMar>
+            <w:vAlign w:val="top"/>
+          </w:tcPr>
+          <w:p>
+            <w:pPr>
+              <w:pStyle w:val="Normal"/>
+              <w:jc w:val="center"/>
+              <w:pBdr>
+                <w:bottom w:val="none" w:sz="0" w:space="0" w:color="000000"/>
+                <w:top w:val="none" w:sz="0" w:space="0" w:color="000000"/>
+                <w:left w:val="none" w:sz="0" w:space="0" w:color="000000"/>
+                <w:right w:val="none" w:sz="0" w:space="0" w:color="000000"/>
+              </w:pBdr>
+              <w:spacing w:after="100" w:before="100" w:line="240"/>
+              <w:ind w:left="100" w:right="100" w:firstLine="0" w:firstLineChars="0"/>
+              <w:rPr>
+                <w:rFonts w:ascii="Helvetica" w:hAnsi="Helvetica" w:eastAsia="Helvetica" w:cs="Helvetica"/>
+                <w:i w:val="false"/>
+                <w:b w:val="false"/>
+                <w:u w:val="none"/>
+                <w:sz w:val="22"/>
+                <w:szCs w:val="22"/>
+                <w:color w:val="000000"/>
+              </w:rPr>
+            </w:pPr>
+            <w:r>
+              <w:rPr>
+                <w:rFonts w:ascii="Helvetica" w:hAnsi="Helvetica" w:eastAsia="Helvetica" w:cs="Helvetica"/>
+                <w:i w:val="false"/>
+                <w:b w:val="false"/>
+                <w:u w:val="none"/>
+                <w:sz w:val="22"/>
+                <w:szCs w:val="22"/>
+                <w:color w:val="000000"/>
+              </w:rPr>
+              <w:t xml:space="preserve">0.49, 4.00</w:t>
+            </w:r>
+          </w:p>
+        </w:tc>
+        <w:tc>
+          <w:tcPr>
+            <w:tcBorders>
+              <w:bottom w:val="none" w:sz="0" w:space="0" w:color="000000"/>
+              <w:top w:val="none" w:sz="0" w:space="0" w:color="000000"/>
+              <w:left w:val="none" w:sz="0" w:space="0" w:color="000000"/>
+              <w:right w:val="none" w:sz="0" w:space="0" w:color="000000"/>
+            </w:tcBorders>
+            <w:shd w:val="clear" w:color="auto" w:fill="FFFFFF"/>
+            <w:tcMar>
+              <w:top w:w="0" w:type="dxa"/>
+              <w:bottom w:w="0" w:type="dxa"/>
+              <w:left w:w="0" w:type="dxa"/>
+              <w:right w:w="0" w:type="dxa"/>
+            </w:tcMar>
+            <w:vAlign w:val="top"/>
+          </w:tcPr>
+          <w:p>
+            <w:pPr>
+              <w:pStyle w:val="Normal"/>
+              <w:jc w:val="center"/>
+              <w:pBdr>
+                <w:bottom w:val="none" w:sz="0" w:space="0" w:color="000000"/>
+                <w:top w:val="none" w:sz="0" w:space="0" w:color="000000"/>
+                <w:left w:val="none" w:sz="0" w:space="0" w:color="000000"/>
+                <w:right w:val="none" w:sz="0" w:space="0" w:color="000000"/>
+              </w:pBdr>
+              <w:spacing w:after="100" w:before="100" w:line="240"/>
+              <w:ind w:left="100" w:right="100" w:firstLine="0" w:firstLineChars="0"/>
+              <w:rPr>
+                <w:rFonts w:ascii="Helvetica" w:hAnsi="Helvetica" w:eastAsia="Helvetica" w:cs="Helvetica"/>
+                <w:i w:val="false"/>
+                <w:b w:val="false"/>
+                <w:u w:val="none"/>
+                <w:sz w:val="22"/>
+                <w:szCs w:val="22"/>
+                <w:color w:val="000000"/>
+              </w:rPr>
+            </w:pPr>
+            <w:r>
+              <w:rPr>
+                <w:rFonts w:ascii="Helvetica" w:hAnsi="Helvetica" w:eastAsia="Helvetica" w:cs="Helvetica"/>
+                <w:i w:val="false"/>
+                <w:b w:val="false"/>
+                <w:u w:val="none"/>
+                <w:sz w:val="22"/>
+                <w:szCs w:val="22"/>
+                <w:color w:val="000000"/>
+              </w:rPr>
+              <w:t xml:space="preserve">0.540</w:t>
             </w:r>
           </w:p>
         </w:tc>
@@ -5185,7 +5185,7 @@
                 <w:szCs w:val="22"/>
                 <w:color w:val="000000"/>
               </w:rPr>
-              <w:t xml:space="preserve">190</w:t>
+              <w:t xml:space="preserve">189</w:t>
             </w:r>
           </w:p>
         </w:tc>
@@ -5397,7 +5397,7 @@
                 <w:szCs w:val="22"/>
                 <w:color w:val="000000"/>
               </w:rPr>
-              <w:t xml:space="preserve">190</w:t>
+              <w:t xml:space="preserve">189</w:t>
             </w:r>
           </w:p>
         </w:tc>
@@ -6204,113 +6204,113 @@
                 <w:szCs w:val="22"/>
                 <w:color w:val="000000"/>
               </w:rPr>
-              <w:t xml:space="preserve">0.89</w:t>
-            </w:r>
-          </w:p>
-        </w:tc>
-        <w:tc>
-          <w:tcPr>
-            <w:tcBorders>
-              <w:bottom w:val="none" w:sz="0" w:space="0" w:color="000000"/>
-              <w:top w:val="none" w:sz="0" w:space="0" w:color="000000"/>
-              <w:left w:val="none" w:sz="0" w:space="0" w:color="000000"/>
-              <w:right w:val="none" w:sz="0" w:space="0" w:color="000000"/>
-            </w:tcBorders>
-            <w:shd w:val="clear" w:color="auto" w:fill="FFFFFF"/>
-            <w:tcMar>
-              <w:top w:w="0" w:type="dxa"/>
-              <w:bottom w:w="0" w:type="dxa"/>
-              <w:left w:w="0" w:type="dxa"/>
-              <w:right w:w="0" w:type="dxa"/>
-            </w:tcMar>
-            <w:vAlign w:val="top"/>
-          </w:tcPr>
-          <w:p>
-            <w:pPr>
-              <w:pStyle w:val="Normal"/>
-              <w:jc w:val="center"/>
-              <w:pBdr>
-                <w:bottom w:val="none" w:sz="0" w:space="0" w:color="000000"/>
-                <w:top w:val="none" w:sz="0" w:space="0" w:color="000000"/>
-                <w:left w:val="none" w:sz="0" w:space="0" w:color="000000"/>
-                <w:right w:val="none" w:sz="0" w:space="0" w:color="000000"/>
-              </w:pBdr>
-              <w:spacing w:after="100" w:before="100" w:line="240"/>
-              <w:ind w:left="100" w:right="100" w:firstLine="0" w:firstLineChars="0"/>
-              <w:rPr>
-                <w:rFonts w:ascii="Helvetica" w:hAnsi="Helvetica" w:eastAsia="Helvetica" w:cs="Helvetica"/>
-                <w:i w:val="false"/>
-                <w:b w:val="false"/>
-                <w:u w:val="none"/>
-                <w:sz w:val="22"/>
-                <w:szCs w:val="22"/>
-                <w:color w:val="000000"/>
-              </w:rPr>
-            </w:pPr>
-            <w:r>
-              <w:rPr>
-                <w:rFonts w:ascii="Helvetica" w:hAnsi="Helvetica" w:eastAsia="Helvetica" w:cs="Helvetica"/>
-                <w:i w:val="false"/>
-                <w:b w:val="false"/>
-                <w:u w:val="none"/>
-                <w:sz w:val="22"/>
-                <w:szCs w:val="22"/>
-                <w:color w:val="000000"/>
-              </w:rPr>
-              <w:t xml:space="preserve">0.16, 4.84</w:t>
-            </w:r>
-          </w:p>
-        </w:tc>
-        <w:tc>
-          <w:tcPr>
-            <w:tcBorders>
-              <w:bottom w:val="none" w:sz="0" w:space="0" w:color="000000"/>
-              <w:top w:val="none" w:sz="0" w:space="0" w:color="000000"/>
-              <w:left w:val="none" w:sz="0" w:space="0" w:color="000000"/>
-              <w:right w:val="none" w:sz="0" w:space="0" w:color="000000"/>
-            </w:tcBorders>
-            <w:shd w:val="clear" w:color="auto" w:fill="FFFFFF"/>
-            <w:tcMar>
-              <w:top w:w="0" w:type="dxa"/>
-              <w:bottom w:w="0" w:type="dxa"/>
-              <w:left w:w="0" w:type="dxa"/>
-              <w:right w:w="0" w:type="dxa"/>
-            </w:tcMar>
-            <w:vAlign w:val="top"/>
-          </w:tcPr>
-          <w:p>
-            <w:pPr>
-              <w:pStyle w:val="Normal"/>
-              <w:jc w:val="center"/>
-              <w:pBdr>
-                <w:bottom w:val="none" w:sz="0" w:space="0" w:color="000000"/>
-                <w:top w:val="none" w:sz="0" w:space="0" w:color="000000"/>
-                <w:left w:val="none" w:sz="0" w:space="0" w:color="000000"/>
-                <w:right w:val="none" w:sz="0" w:space="0" w:color="000000"/>
-              </w:pBdr>
-              <w:spacing w:after="100" w:before="100" w:line="240"/>
-              <w:ind w:left="100" w:right="100" w:firstLine="0" w:firstLineChars="0"/>
-              <w:rPr>
-                <w:rFonts w:ascii="Helvetica" w:hAnsi="Helvetica" w:eastAsia="Helvetica" w:cs="Helvetica"/>
-                <w:i w:val="false"/>
-                <w:b w:val="false"/>
-                <w:u w:val="none"/>
-                <w:sz w:val="22"/>
-                <w:szCs w:val="22"/>
-                <w:color w:val="000000"/>
-              </w:rPr>
-            </w:pPr>
-            <w:r>
-              <w:rPr>
-                <w:rFonts w:ascii="Helvetica" w:hAnsi="Helvetica" w:eastAsia="Helvetica" w:cs="Helvetica"/>
-                <w:i w:val="false"/>
-                <w:b w:val="false"/>
-                <w:u w:val="none"/>
-                <w:sz w:val="22"/>
-                <w:szCs w:val="22"/>
-                <w:color w:val="000000"/>
-              </w:rPr>
-              <w:t xml:space="preserve">0.900</w:t>
+              <w:t xml:space="preserve">0.85</w:t>
+            </w:r>
+          </w:p>
+        </w:tc>
+        <w:tc>
+          <w:tcPr>
+            <w:tcBorders>
+              <w:bottom w:val="none" w:sz="0" w:space="0" w:color="000000"/>
+              <w:top w:val="none" w:sz="0" w:space="0" w:color="000000"/>
+              <w:left w:val="none" w:sz="0" w:space="0" w:color="000000"/>
+              <w:right w:val="none" w:sz="0" w:space="0" w:color="000000"/>
+            </w:tcBorders>
+            <w:shd w:val="clear" w:color="auto" w:fill="FFFFFF"/>
+            <w:tcMar>
+              <w:top w:w="0" w:type="dxa"/>
+              <w:bottom w:w="0" w:type="dxa"/>
+              <w:left w:w="0" w:type="dxa"/>
+              <w:right w:w="0" w:type="dxa"/>
+            </w:tcMar>
+            <w:vAlign w:val="top"/>
+          </w:tcPr>
+          <w:p>
+            <w:pPr>
+              <w:pStyle w:val="Normal"/>
+              <w:jc w:val="center"/>
+              <w:pBdr>
+                <w:bottom w:val="none" w:sz="0" w:space="0" w:color="000000"/>
+                <w:top w:val="none" w:sz="0" w:space="0" w:color="000000"/>
+                <w:left w:val="none" w:sz="0" w:space="0" w:color="000000"/>
+                <w:right w:val="none" w:sz="0" w:space="0" w:color="000000"/>
+              </w:pBdr>
+              <w:spacing w:after="100" w:before="100" w:line="240"/>
+              <w:ind w:left="100" w:right="100" w:firstLine="0" w:firstLineChars="0"/>
+              <w:rPr>
+                <w:rFonts w:ascii="Helvetica" w:hAnsi="Helvetica" w:eastAsia="Helvetica" w:cs="Helvetica"/>
+                <w:i w:val="false"/>
+                <w:b w:val="false"/>
+                <w:u w:val="none"/>
+                <w:sz w:val="22"/>
+                <w:szCs w:val="22"/>
+                <w:color w:val="000000"/>
+              </w:rPr>
+            </w:pPr>
+            <w:r>
+              <w:rPr>
+                <w:rFonts w:ascii="Helvetica" w:hAnsi="Helvetica" w:eastAsia="Helvetica" w:cs="Helvetica"/>
+                <w:i w:val="false"/>
+                <w:b w:val="false"/>
+                <w:u w:val="none"/>
+                <w:sz w:val="22"/>
+                <w:szCs w:val="22"/>
+                <w:color w:val="000000"/>
+              </w:rPr>
+              <w:t xml:space="preserve">0.16, 4.61</w:t>
+            </w:r>
+          </w:p>
+        </w:tc>
+        <w:tc>
+          <w:tcPr>
+            <w:tcBorders>
+              <w:bottom w:val="none" w:sz="0" w:space="0" w:color="000000"/>
+              <w:top w:val="none" w:sz="0" w:space="0" w:color="000000"/>
+              <w:left w:val="none" w:sz="0" w:space="0" w:color="000000"/>
+              <w:right w:val="none" w:sz="0" w:space="0" w:color="000000"/>
+            </w:tcBorders>
+            <w:shd w:val="clear" w:color="auto" w:fill="FFFFFF"/>
+            <w:tcMar>
+              <w:top w:w="0" w:type="dxa"/>
+              <w:bottom w:w="0" w:type="dxa"/>
+              <w:left w:w="0" w:type="dxa"/>
+              <w:right w:w="0" w:type="dxa"/>
+            </w:tcMar>
+            <w:vAlign w:val="top"/>
+          </w:tcPr>
+          <w:p>
+            <w:pPr>
+              <w:pStyle w:val="Normal"/>
+              <w:jc w:val="center"/>
+              <w:pBdr>
+                <w:bottom w:val="none" w:sz="0" w:space="0" w:color="000000"/>
+                <w:top w:val="none" w:sz="0" w:space="0" w:color="000000"/>
+                <w:left w:val="none" w:sz="0" w:space="0" w:color="000000"/>
+                <w:right w:val="none" w:sz="0" w:space="0" w:color="000000"/>
+              </w:pBdr>
+              <w:spacing w:after="100" w:before="100" w:line="240"/>
+              <w:ind w:left="100" w:right="100" w:firstLine="0" w:firstLineChars="0"/>
+              <w:rPr>
+                <w:rFonts w:ascii="Helvetica" w:hAnsi="Helvetica" w:eastAsia="Helvetica" w:cs="Helvetica"/>
+                <w:i w:val="false"/>
+                <w:b w:val="false"/>
+                <w:u w:val="none"/>
+                <w:sz w:val="22"/>
+                <w:szCs w:val="22"/>
+                <w:color w:val="000000"/>
+              </w:rPr>
+            </w:pPr>
+            <w:r>
+              <w:rPr>
+                <w:rFonts w:ascii="Helvetica" w:hAnsi="Helvetica" w:eastAsia="Helvetica" w:cs="Helvetica"/>
+                <w:i w:val="false"/>
+                <w:b w:val="false"/>
+                <w:u w:val="none"/>
+                <w:sz w:val="22"/>
+                <w:szCs w:val="22"/>
+                <w:color w:val="000000"/>
+              </w:rPr>
+              <w:t xml:space="preserve">0.850</w:t>
             </w:r>
           </w:p>
         </w:tc>
@@ -6469,7 +6469,7 @@
                 <w:szCs w:val="22"/>
                 <w:color w:val="000000"/>
               </w:rPr>
-              <w:t xml:space="preserve">0.00, 143,872,746</w:t>
+              <w:t xml:space="preserve">0.00, 143,867,877</w:t>
             </w:r>
           </w:p>
         </w:tc>
@@ -6687,113 +6687,113 @@
                 <w:szCs w:val="22"/>
                 <w:color w:val="000000"/>
               </w:rPr>
-              <w:t xml:space="preserve">1.01</w:t>
-            </w:r>
-          </w:p>
-        </w:tc>
-        <w:tc>
-          <w:tcPr>
-            <w:tcBorders>
-              <w:bottom w:val="none" w:sz="0" w:space="0" w:color="000000"/>
-              <w:top w:val="none" w:sz="0" w:space="0" w:color="000000"/>
-              <w:left w:val="none" w:sz="0" w:space="0" w:color="000000"/>
-              <w:right w:val="none" w:sz="0" w:space="0" w:color="000000"/>
-            </w:tcBorders>
-            <w:shd w:val="clear" w:color="auto" w:fill="FFFFFF"/>
-            <w:tcMar>
-              <w:top w:w="0" w:type="dxa"/>
-              <w:bottom w:w="0" w:type="dxa"/>
-              <w:left w:w="0" w:type="dxa"/>
-              <w:right w:w="0" w:type="dxa"/>
-            </w:tcMar>
-            <w:vAlign w:val="top"/>
-          </w:tcPr>
-          <w:p>
-            <w:pPr>
-              <w:pStyle w:val="Normal"/>
-              <w:jc w:val="center"/>
-              <w:pBdr>
-                <w:bottom w:val="none" w:sz="0" w:space="0" w:color="000000"/>
-                <w:top w:val="none" w:sz="0" w:space="0" w:color="000000"/>
-                <w:left w:val="none" w:sz="0" w:space="0" w:color="000000"/>
-                <w:right w:val="none" w:sz="0" w:space="0" w:color="000000"/>
-              </w:pBdr>
-              <w:spacing w:after="100" w:before="100" w:line="240"/>
-              <w:ind w:left="100" w:right="100" w:firstLine="0" w:firstLineChars="0"/>
-              <w:rPr>
-                <w:rFonts w:ascii="Helvetica" w:hAnsi="Helvetica" w:eastAsia="Helvetica" w:cs="Helvetica"/>
-                <w:i w:val="false"/>
-                <w:b w:val="false"/>
-                <w:u w:val="none"/>
-                <w:sz w:val="22"/>
-                <w:szCs w:val="22"/>
-                <w:color w:val="000000"/>
-              </w:rPr>
-            </w:pPr>
-            <w:r>
-              <w:rPr>
-                <w:rFonts w:ascii="Helvetica" w:hAnsi="Helvetica" w:eastAsia="Helvetica" w:cs="Helvetica"/>
-                <w:i w:val="false"/>
-                <w:b w:val="false"/>
-                <w:u w:val="none"/>
-                <w:sz w:val="22"/>
-                <w:szCs w:val="22"/>
-                <w:color w:val="000000"/>
-              </w:rPr>
-              <w:t xml:space="preserve">0.14, 7.37</w:t>
-            </w:r>
-          </w:p>
-        </w:tc>
-        <w:tc>
-          <w:tcPr>
-            <w:tcBorders>
-              <w:bottom w:val="none" w:sz="0" w:space="0" w:color="000000"/>
-              <w:top w:val="none" w:sz="0" w:space="0" w:color="000000"/>
-              <w:left w:val="none" w:sz="0" w:space="0" w:color="000000"/>
-              <w:right w:val="none" w:sz="0" w:space="0" w:color="000000"/>
-            </w:tcBorders>
-            <w:shd w:val="clear" w:color="auto" w:fill="FFFFFF"/>
-            <w:tcMar>
-              <w:top w:w="0" w:type="dxa"/>
-              <w:bottom w:w="0" w:type="dxa"/>
-              <w:left w:w="0" w:type="dxa"/>
-              <w:right w:w="0" w:type="dxa"/>
-            </w:tcMar>
-            <w:vAlign w:val="top"/>
-          </w:tcPr>
-          <w:p>
-            <w:pPr>
-              <w:pStyle w:val="Normal"/>
-              <w:jc w:val="center"/>
-              <w:pBdr>
-                <w:bottom w:val="none" w:sz="0" w:space="0" w:color="000000"/>
-                <w:top w:val="none" w:sz="0" w:space="0" w:color="000000"/>
-                <w:left w:val="none" w:sz="0" w:space="0" w:color="000000"/>
-                <w:right w:val="none" w:sz="0" w:space="0" w:color="000000"/>
-              </w:pBdr>
-              <w:spacing w:after="100" w:before="100" w:line="240"/>
-              <w:ind w:left="100" w:right="100" w:firstLine="0" w:firstLineChars="0"/>
-              <w:rPr>
-                <w:rFonts w:ascii="Helvetica" w:hAnsi="Helvetica" w:eastAsia="Helvetica" w:cs="Helvetica"/>
-                <w:i w:val="false"/>
-                <w:b w:val="false"/>
-                <w:u w:val="none"/>
-                <w:sz w:val="22"/>
-                <w:szCs w:val="22"/>
-                <w:color w:val="000000"/>
-              </w:rPr>
-            </w:pPr>
-            <w:r>
-              <w:rPr>
-                <w:rFonts w:ascii="Helvetica" w:hAnsi="Helvetica" w:eastAsia="Helvetica" w:cs="Helvetica"/>
-                <w:i w:val="false"/>
-                <w:b w:val="false"/>
-                <w:u w:val="none"/>
-                <w:sz w:val="22"/>
-                <w:szCs w:val="22"/>
-                <w:color w:val="000000"/>
-              </w:rPr>
-              <w:t xml:space="preserve">0.990</w:t>
+              <w:t xml:space="preserve">0.96</w:t>
+            </w:r>
+          </w:p>
+        </w:tc>
+        <w:tc>
+          <w:tcPr>
+            <w:tcBorders>
+              <w:bottom w:val="none" w:sz="0" w:space="0" w:color="000000"/>
+              <w:top w:val="none" w:sz="0" w:space="0" w:color="000000"/>
+              <w:left w:val="none" w:sz="0" w:space="0" w:color="000000"/>
+              <w:right w:val="none" w:sz="0" w:space="0" w:color="000000"/>
+            </w:tcBorders>
+            <w:shd w:val="clear" w:color="auto" w:fill="FFFFFF"/>
+            <w:tcMar>
+              <w:top w:w="0" w:type="dxa"/>
+              <w:bottom w:w="0" w:type="dxa"/>
+              <w:left w:w="0" w:type="dxa"/>
+              <w:right w:w="0" w:type="dxa"/>
+            </w:tcMar>
+            <w:vAlign w:val="top"/>
+          </w:tcPr>
+          <w:p>
+            <w:pPr>
+              <w:pStyle w:val="Normal"/>
+              <w:jc w:val="center"/>
+              <w:pBdr>
+                <w:bottom w:val="none" w:sz="0" w:space="0" w:color="000000"/>
+                <w:top w:val="none" w:sz="0" w:space="0" w:color="000000"/>
+                <w:left w:val="none" w:sz="0" w:space="0" w:color="000000"/>
+                <w:right w:val="none" w:sz="0" w:space="0" w:color="000000"/>
+              </w:pBdr>
+              <w:spacing w:after="100" w:before="100" w:line="240"/>
+              <w:ind w:left="100" w:right="100" w:firstLine="0" w:firstLineChars="0"/>
+              <w:rPr>
+                <w:rFonts w:ascii="Helvetica" w:hAnsi="Helvetica" w:eastAsia="Helvetica" w:cs="Helvetica"/>
+                <w:i w:val="false"/>
+                <w:b w:val="false"/>
+                <w:u w:val="none"/>
+                <w:sz w:val="22"/>
+                <w:szCs w:val="22"/>
+                <w:color w:val="000000"/>
+              </w:rPr>
+            </w:pPr>
+            <w:r>
+              <w:rPr>
+                <w:rFonts w:ascii="Helvetica" w:hAnsi="Helvetica" w:eastAsia="Helvetica" w:cs="Helvetica"/>
+                <w:i w:val="false"/>
+                <w:b w:val="false"/>
+                <w:u w:val="none"/>
+                <w:sz w:val="22"/>
+                <w:szCs w:val="22"/>
+                <w:color w:val="000000"/>
+              </w:rPr>
+              <w:t xml:space="preserve">0.13, 7.02</w:t>
+            </w:r>
+          </w:p>
+        </w:tc>
+        <w:tc>
+          <w:tcPr>
+            <w:tcBorders>
+              <w:bottom w:val="none" w:sz="0" w:space="0" w:color="000000"/>
+              <w:top w:val="none" w:sz="0" w:space="0" w:color="000000"/>
+              <w:left w:val="none" w:sz="0" w:space="0" w:color="000000"/>
+              <w:right w:val="none" w:sz="0" w:space="0" w:color="000000"/>
+            </w:tcBorders>
+            <w:shd w:val="clear" w:color="auto" w:fill="FFFFFF"/>
+            <w:tcMar>
+              <w:top w:w="0" w:type="dxa"/>
+              <w:bottom w:w="0" w:type="dxa"/>
+              <w:left w:w="0" w:type="dxa"/>
+              <w:right w:w="0" w:type="dxa"/>
+            </w:tcMar>
+            <w:vAlign w:val="top"/>
+          </w:tcPr>
+          <w:p>
+            <w:pPr>
+              <w:pStyle w:val="Normal"/>
+              <w:jc w:val="center"/>
+              <w:pBdr>
+                <w:bottom w:val="none" w:sz="0" w:space="0" w:color="000000"/>
+                <w:top w:val="none" w:sz="0" w:space="0" w:color="000000"/>
+                <w:left w:val="none" w:sz="0" w:space="0" w:color="000000"/>
+                <w:right w:val="none" w:sz="0" w:space="0" w:color="000000"/>
+              </w:pBdr>
+              <w:spacing w:after="100" w:before="100" w:line="240"/>
+              <w:ind w:left="100" w:right="100" w:firstLine="0" w:firstLineChars="0"/>
+              <w:rPr>
+                <w:rFonts w:ascii="Helvetica" w:hAnsi="Helvetica" w:eastAsia="Helvetica" w:cs="Helvetica"/>
+                <w:i w:val="false"/>
+                <w:b w:val="false"/>
+                <w:u w:val="none"/>
+                <w:sz w:val="22"/>
+                <w:szCs w:val="22"/>
+                <w:color w:val="000000"/>
+              </w:rPr>
+            </w:pPr>
+            <w:r>
+              <w:rPr>
+                <w:rFonts w:ascii="Helvetica" w:hAnsi="Helvetica" w:eastAsia="Helvetica" w:cs="Helvetica"/>
+                <w:i w:val="false"/>
+                <w:b w:val="false"/>
+                <w:u w:val="none"/>
+                <w:sz w:val="22"/>
+                <w:szCs w:val="22"/>
+                <w:color w:val="000000"/>
+              </w:rPr>
+              <w:t xml:space="preserve">0.970</w:t>
             </w:r>
           </w:p>
         </w:tc>
@@ -7012,7 +7012,7 @@
       </w:tr>
       <w:tr>
         <w:trPr>
-          <w:trHeight w:val="597" w:hRule="auto"/>
+          <w:trHeight w:val="598" w:hRule="auto"/>
         </w:trPr>
         body14
         <w:tc>
@@ -7435,7 +7435,7 @@
                 <w:szCs w:val="22"/>
                 <w:color w:val="000000"/>
               </w:rPr>
-              <w:t xml:space="preserve">0.00, 0.11</w:t>
+              <w:t xml:space="preserve">0.00, 0.12</w:t>
             </w:r>
           </w:p>
         </w:tc>
@@ -7653,113 +7653,113 @@
                 <w:szCs w:val="22"/>
                 <w:color w:val="000000"/>
               </w:rPr>
-              <w:t xml:space="preserve">0.71</w:t>
-            </w:r>
-          </w:p>
-        </w:tc>
-        <w:tc>
-          <w:tcPr>
-            <w:tcBorders>
-              <w:bottom w:val="none" w:sz="0" w:space="0" w:color="000000"/>
-              <w:top w:val="none" w:sz="0" w:space="0" w:color="000000"/>
-              <w:left w:val="none" w:sz="0" w:space="0" w:color="000000"/>
-              <w:right w:val="none" w:sz="0" w:space="0" w:color="000000"/>
-            </w:tcBorders>
-            <w:shd w:val="clear" w:color="auto" w:fill="FFFFFF"/>
-            <w:tcMar>
-              <w:top w:w="0" w:type="dxa"/>
-              <w:bottom w:w="0" w:type="dxa"/>
-              <w:left w:w="0" w:type="dxa"/>
-              <w:right w:w="0" w:type="dxa"/>
-            </w:tcMar>
-            <w:vAlign w:val="top"/>
-          </w:tcPr>
-          <w:p>
-            <w:pPr>
-              <w:pStyle w:val="Normal"/>
-              <w:jc w:val="center"/>
-              <w:pBdr>
-                <w:bottom w:val="none" w:sz="0" w:space="0" w:color="000000"/>
-                <w:top w:val="none" w:sz="0" w:space="0" w:color="000000"/>
-                <w:left w:val="none" w:sz="0" w:space="0" w:color="000000"/>
-                <w:right w:val="none" w:sz="0" w:space="0" w:color="000000"/>
-              </w:pBdr>
-              <w:spacing w:after="100" w:before="100" w:line="240"/>
-              <w:ind w:left="100" w:right="100" w:firstLine="0" w:firstLineChars="0"/>
-              <w:rPr>
-                <w:rFonts w:ascii="Helvetica" w:hAnsi="Helvetica" w:eastAsia="Helvetica" w:cs="Helvetica"/>
-                <w:i w:val="false"/>
-                <w:b w:val="false"/>
-                <w:u w:val="none"/>
-                <w:sz w:val="22"/>
-                <w:szCs w:val="22"/>
-                <w:color w:val="000000"/>
-              </w:rPr>
-            </w:pPr>
-            <w:r>
-              <w:rPr>
-                <w:rFonts w:ascii="Helvetica" w:hAnsi="Helvetica" w:eastAsia="Helvetica" w:cs="Helvetica"/>
-                <w:i w:val="false"/>
-                <w:b w:val="false"/>
-                <w:u w:val="none"/>
-                <w:sz w:val="22"/>
-                <w:szCs w:val="22"/>
-                <w:color w:val="000000"/>
-              </w:rPr>
-              <w:t xml:space="preserve">0.14, 3.71</w:t>
-            </w:r>
-          </w:p>
-        </w:tc>
-        <w:tc>
-          <w:tcPr>
-            <w:tcBorders>
-              <w:bottom w:val="none" w:sz="0" w:space="0" w:color="000000"/>
-              <w:top w:val="none" w:sz="0" w:space="0" w:color="000000"/>
-              <w:left w:val="none" w:sz="0" w:space="0" w:color="000000"/>
-              <w:right w:val="none" w:sz="0" w:space="0" w:color="000000"/>
-            </w:tcBorders>
-            <w:shd w:val="clear" w:color="auto" w:fill="FFFFFF"/>
-            <w:tcMar>
-              <w:top w:w="0" w:type="dxa"/>
-              <w:bottom w:w="0" w:type="dxa"/>
-              <w:left w:w="0" w:type="dxa"/>
-              <w:right w:w="0" w:type="dxa"/>
-            </w:tcMar>
-            <w:vAlign w:val="top"/>
-          </w:tcPr>
-          <w:p>
-            <w:pPr>
-              <w:pStyle w:val="Normal"/>
-              <w:jc w:val="center"/>
-              <w:pBdr>
-                <w:bottom w:val="none" w:sz="0" w:space="0" w:color="000000"/>
-                <w:top w:val="none" w:sz="0" w:space="0" w:color="000000"/>
-                <w:left w:val="none" w:sz="0" w:space="0" w:color="000000"/>
-                <w:right w:val="none" w:sz="0" w:space="0" w:color="000000"/>
-              </w:pBdr>
-              <w:spacing w:after="100" w:before="100" w:line="240"/>
-              <w:ind w:left="100" w:right="100" w:firstLine="0" w:firstLineChars="0"/>
-              <w:rPr>
-                <w:rFonts w:ascii="Helvetica" w:hAnsi="Helvetica" w:eastAsia="Helvetica" w:cs="Helvetica"/>
-                <w:i w:val="false"/>
-                <w:b w:val="false"/>
-                <w:u w:val="none"/>
-                <w:sz w:val="22"/>
-                <w:szCs w:val="22"/>
-                <w:color w:val="000000"/>
-              </w:rPr>
-            </w:pPr>
-            <w:r>
-              <w:rPr>
-                <w:rFonts w:ascii="Helvetica" w:hAnsi="Helvetica" w:eastAsia="Helvetica" w:cs="Helvetica"/>
-                <w:i w:val="false"/>
-                <w:b w:val="false"/>
-                <w:u w:val="none"/>
-                <w:sz w:val="22"/>
-                <w:szCs w:val="22"/>
-                <w:color w:val="000000"/>
-              </w:rPr>
-              <w:t xml:space="preserve">0.690</w:t>
+              <w:t xml:space="preserve">0.68</w:t>
+            </w:r>
+          </w:p>
+        </w:tc>
+        <w:tc>
+          <w:tcPr>
+            <w:tcBorders>
+              <w:bottom w:val="none" w:sz="0" w:space="0" w:color="000000"/>
+              <w:top w:val="none" w:sz="0" w:space="0" w:color="000000"/>
+              <w:left w:val="none" w:sz="0" w:space="0" w:color="000000"/>
+              <w:right w:val="none" w:sz="0" w:space="0" w:color="000000"/>
+            </w:tcBorders>
+            <w:shd w:val="clear" w:color="auto" w:fill="FFFFFF"/>
+            <w:tcMar>
+              <w:top w:w="0" w:type="dxa"/>
+              <w:bottom w:w="0" w:type="dxa"/>
+              <w:left w:w="0" w:type="dxa"/>
+              <w:right w:w="0" w:type="dxa"/>
+            </w:tcMar>
+            <w:vAlign w:val="top"/>
+          </w:tcPr>
+          <w:p>
+            <w:pPr>
+              <w:pStyle w:val="Normal"/>
+              <w:jc w:val="center"/>
+              <w:pBdr>
+                <w:bottom w:val="none" w:sz="0" w:space="0" w:color="000000"/>
+                <w:top w:val="none" w:sz="0" w:space="0" w:color="000000"/>
+                <w:left w:val="none" w:sz="0" w:space="0" w:color="000000"/>
+                <w:right w:val="none" w:sz="0" w:space="0" w:color="000000"/>
+              </w:pBdr>
+              <w:spacing w:after="100" w:before="100" w:line="240"/>
+              <w:ind w:left="100" w:right="100" w:firstLine="0" w:firstLineChars="0"/>
+              <w:rPr>
+                <w:rFonts w:ascii="Helvetica" w:hAnsi="Helvetica" w:eastAsia="Helvetica" w:cs="Helvetica"/>
+                <w:i w:val="false"/>
+                <w:b w:val="false"/>
+                <w:u w:val="none"/>
+                <w:sz w:val="22"/>
+                <w:szCs w:val="22"/>
+                <w:color w:val="000000"/>
+              </w:rPr>
+            </w:pPr>
+            <w:r>
+              <w:rPr>
+                <w:rFonts w:ascii="Helvetica" w:hAnsi="Helvetica" w:eastAsia="Helvetica" w:cs="Helvetica"/>
+                <w:i w:val="false"/>
+                <w:b w:val="false"/>
+                <w:u w:val="none"/>
+                <w:sz w:val="22"/>
+                <w:szCs w:val="22"/>
+                <w:color w:val="000000"/>
+              </w:rPr>
+              <w:t xml:space="preserve">0.13, 3.53</w:t>
+            </w:r>
+          </w:p>
+        </w:tc>
+        <w:tc>
+          <w:tcPr>
+            <w:tcBorders>
+              <w:bottom w:val="none" w:sz="0" w:space="0" w:color="000000"/>
+              <w:top w:val="none" w:sz="0" w:space="0" w:color="000000"/>
+              <w:left w:val="none" w:sz="0" w:space="0" w:color="000000"/>
+              <w:right w:val="none" w:sz="0" w:space="0" w:color="000000"/>
+            </w:tcBorders>
+            <w:shd w:val="clear" w:color="auto" w:fill="FFFFFF"/>
+            <w:tcMar>
+              <w:top w:w="0" w:type="dxa"/>
+              <w:bottom w:w="0" w:type="dxa"/>
+              <w:left w:w="0" w:type="dxa"/>
+              <w:right w:w="0" w:type="dxa"/>
+            </w:tcMar>
+            <w:vAlign w:val="top"/>
+          </w:tcPr>
+          <w:p>
+            <w:pPr>
+              <w:pStyle w:val="Normal"/>
+              <w:jc w:val="center"/>
+              <w:pBdr>
+                <w:bottom w:val="none" w:sz="0" w:space="0" w:color="000000"/>
+                <w:top w:val="none" w:sz="0" w:space="0" w:color="000000"/>
+                <w:left w:val="none" w:sz="0" w:space="0" w:color="000000"/>
+                <w:right w:val="none" w:sz="0" w:space="0" w:color="000000"/>
+              </w:pBdr>
+              <w:spacing w:after="100" w:before="100" w:line="240"/>
+              <w:ind w:left="100" w:right="100" w:firstLine="0" w:firstLineChars="0"/>
+              <w:rPr>
+                <w:rFonts w:ascii="Helvetica" w:hAnsi="Helvetica" w:eastAsia="Helvetica" w:cs="Helvetica"/>
+                <w:i w:val="false"/>
+                <w:b w:val="false"/>
+                <w:u w:val="none"/>
+                <w:sz w:val="22"/>
+                <w:szCs w:val="22"/>
+                <w:color w:val="000000"/>
+              </w:rPr>
+            </w:pPr>
+            <w:r>
+              <w:rPr>
+                <w:rFonts w:ascii="Helvetica" w:hAnsi="Helvetica" w:eastAsia="Helvetica" w:cs="Helvetica"/>
+                <w:i w:val="false"/>
+                <w:b w:val="false"/>
+                <w:u w:val="none"/>
+                <w:sz w:val="22"/>
+                <w:szCs w:val="22"/>
+                <w:color w:val="000000"/>
+              </w:rPr>
+              <w:t xml:space="preserve">0.640</w:t>
             </w:r>
           </w:p>
         </w:tc>
@@ -7918,7 +7918,7 @@
                 <w:szCs w:val="22"/>
                 <w:color w:val="000000"/>
               </w:rPr>
-              <w:t xml:space="preserve">0.00, 88,853,575</w:t>
+              <w:t xml:space="preserve">0.00, 88,851,867</w:t>
             </w:r>
           </w:p>
         </w:tc>
@@ -8136,113 +8136,113 @@
                 <w:szCs w:val="22"/>
                 <w:color w:val="000000"/>
               </w:rPr>
-              <w:t xml:space="preserve">0.70</w:t>
-            </w:r>
-          </w:p>
-        </w:tc>
-        <w:tc>
-          <w:tcPr>
-            <w:tcBorders>
-              <w:bottom w:val="none" w:sz="0" w:space="0" w:color="000000"/>
-              <w:top w:val="none" w:sz="0" w:space="0" w:color="000000"/>
-              <w:left w:val="none" w:sz="0" w:space="0" w:color="000000"/>
-              <w:right w:val="none" w:sz="0" w:space="0" w:color="000000"/>
-            </w:tcBorders>
-            <w:shd w:val="clear" w:color="auto" w:fill="FFFFFF"/>
-            <w:tcMar>
-              <w:top w:w="0" w:type="dxa"/>
-              <w:bottom w:w="0" w:type="dxa"/>
-              <w:left w:w="0" w:type="dxa"/>
-              <w:right w:w="0" w:type="dxa"/>
-            </w:tcMar>
-            <w:vAlign w:val="top"/>
-          </w:tcPr>
-          <w:p>
-            <w:pPr>
-              <w:pStyle w:val="Normal"/>
-              <w:jc w:val="center"/>
-              <w:pBdr>
-                <w:bottom w:val="none" w:sz="0" w:space="0" w:color="000000"/>
-                <w:top w:val="none" w:sz="0" w:space="0" w:color="000000"/>
-                <w:left w:val="none" w:sz="0" w:space="0" w:color="000000"/>
-                <w:right w:val="none" w:sz="0" w:space="0" w:color="000000"/>
-              </w:pBdr>
-              <w:spacing w:after="100" w:before="100" w:line="240"/>
-              <w:ind w:left="100" w:right="100" w:firstLine="0" w:firstLineChars="0"/>
-              <w:rPr>
-                <w:rFonts w:ascii="Helvetica" w:hAnsi="Helvetica" w:eastAsia="Helvetica" w:cs="Helvetica"/>
-                <w:i w:val="false"/>
-                <w:b w:val="false"/>
-                <w:u w:val="none"/>
-                <w:sz w:val="22"/>
-                <w:szCs w:val="22"/>
-                <w:color w:val="000000"/>
-              </w:rPr>
-            </w:pPr>
-            <w:r>
-              <w:rPr>
-                <w:rFonts w:ascii="Helvetica" w:hAnsi="Helvetica" w:eastAsia="Helvetica" w:cs="Helvetica"/>
-                <w:i w:val="false"/>
-                <w:b w:val="false"/>
-                <w:u w:val="none"/>
-                <w:sz w:val="22"/>
-                <w:szCs w:val="22"/>
-                <w:color w:val="000000"/>
-              </w:rPr>
-              <w:t xml:space="preserve">0.06, 7.90</w:t>
-            </w:r>
-          </w:p>
-        </w:tc>
-        <w:tc>
-          <w:tcPr>
-            <w:tcBorders>
-              <w:bottom w:val="none" w:sz="0" w:space="0" w:color="000000"/>
-              <w:top w:val="none" w:sz="0" w:space="0" w:color="000000"/>
-              <w:left w:val="none" w:sz="0" w:space="0" w:color="000000"/>
-              <w:right w:val="none" w:sz="0" w:space="0" w:color="000000"/>
-            </w:tcBorders>
-            <w:shd w:val="clear" w:color="auto" w:fill="FFFFFF"/>
-            <w:tcMar>
-              <w:top w:w="0" w:type="dxa"/>
-              <w:bottom w:w="0" w:type="dxa"/>
-              <w:left w:w="0" w:type="dxa"/>
-              <w:right w:w="0" w:type="dxa"/>
-            </w:tcMar>
-            <w:vAlign w:val="top"/>
-          </w:tcPr>
-          <w:p>
-            <w:pPr>
-              <w:pStyle w:val="Normal"/>
-              <w:jc w:val="center"/>
-              <w:pBdr>
-                <w:bottom w:val="none" w:sz="0" w:space="0" w:color="000000"/>
-                <w:top w:val="none" w:sz="0" w:space="0" w:color="000000"/>
-                <w:left w:val="none" w:sz="0" w:space="0" w:color="000000"/>
-                <w:right w:val="none" w:sz="0" w:space="0" w:color="000000"/>
-              </w:pBdr>
-              <w:spacing w:after="100" w:before="100" w:line="240"/>
-              <w:ind w:left="100" w:right="100" w:firstLine="0" w:firstLineChars="0"/>
-              <w:rPr>
-                <w:rFonts w:ascii="Helvetica" w:hAnsi="Helvetica" w:eastAsia="Helvetica" w:cs="Helvetica"/>
-                <w:i w:val="false"/>
-                <w:b w:val="false"/>
-                <w:u w:val="none"/>
-                <w:sz w:val="22"/>
-                <w:szCs w:val="22"/>
-                <w:color w:val="000000"/>
-              </w:rPr>
-            </w:pPr>
-            <w:r>
-              <w:rPr>
-                <w:rFonts w:ascii="Helvetica" w:hAnsi="Helvetica" w:eastAsia="Helvetica" w:cs="Helvetica"/>
-                <w:i w:val="false"/>
-                <w:b w:val="false"/>
-                <w:u w:val="none"/>
-                <w:sz w:val="22"/>
-                <w:szCs w:val="22"/>
-                <w:color w:val="000000"/>
-              </w:rPr>
-              <w:t xml:space="preserve">0.770</w:t>
+              <w:t xml:space="preserve">0.66</w:t>
+            </w:r>
+          </w:p>
+        </w:tc>
+        <w:tc>
+          <w:tcPr>
+            <w:tcBorders>
+              <w:bottom w:val="none" w:sz="0" w:space="0" w:color="000000"/>
+              <w:top w:val="none" w:sz="0" w:space="0" w:color="000000"/>
+              <w:left w:val="none" w:sz="0" w:space="0" w:color="000000"/>
+              <w:right w:val="none" w:sz="0" w:space="0" w:color="000000"/>
+            </w:tcBorders>
+            <w:shd w:val="clear" w:color="auto" w:fill="FFFFFF"/>
+            <w:tcMar>
+              <w:top w:w="0" w:type="dxa"/>
+              <w:bottom w:w="0" w:type="dxa"/>
+              <w:left w:w="0" w:type="dxa"/>
+              <w:right w:w="0" w:type="dxa"/>
+            </w:tcMar>
+            <w:vAlign w:val="top"/>
+          </w:tcPr>
+          <w:p>
+            <w:pPr>
+              <w:pStyle w:val="Normal"/>
+              <w:jc w:val="center"/>
+              <w:pBdr>
+                <w:bottom w:val="none" w:sz="0" w:space="0" w:color="000000"/>
+                <w:top w:val="none" w:sz="0" w:space="0" w:color="000000"/>
+                <w:left w:val="none" w:sz="0" w:space="0" w:color="000000"/>
+                <w:right w:val="none" w:sz="0" w:space="0" w:color="000000"/>
+              </w:pBdr>
+              <w:spacing w:after="100" w:before="100" w:line="240"/>
+              <w:ind w:left="100" w:right="100" w:firstLine="0" w:firstLineChars="0"/>
+              <w:rPr>
+                <w:rFonts w:ascii="Helvetica" w:hAnsi="Helvetica" w:eastAsia="Helvetica" w:cs="Helvetica"/>
+                <w:i w:val="false"/>
+                <w:b w:val="false"/>
+                <w:u w:val="none"/>
+                <w:sz w:val="22"/>
+                <w:szCs w:val="22"/>
+                <w:color w:val="000000"/>
+              </w:rPr>
+            </w:pPr>
+            <w:r>
+              <w:rPr>
+                <w:rFonts w:ascii="Helvetica" w:hAnsi="Helvetica" w:eastAsia="Helvetica" w:cs="Helvetica"/>
+                <w:i w:val="false"/>
+                <w:b w:val="false"/>
+                <w:u w:val="none"/>
+                <w:sz w:val="22"/>
+                <w:szCs w:val="22"/>
+                <w:color w:val="000000"/>
+              </w:rPr>
+              <w:t xml:space="preserve">0.06, 7.52</w:t>
+            </w:r>
+          </w:p>
+        </w:tc>
+        <w:tc>
+          <w:tcPr>
+            <w:tcBorders>
+              <w:bottom w:val="none" w:sz="0" w:space="0" w:color="000000"/>
+              <w:top w:val="none" w:sz="0" w:space="0" w:color="000000"/>
+              <w:left w:val="none" w:sz="0" w:space="0" w:color="000000"/>
+              <w:right w:val="none" w:sz="0" w:space="0" w:color="000000"/>
+            </w:tcBorders>
+            <w:shd w:val="clear" w:color="auto" w:fill="FFFFFF"/>
+            <w:tcMar>
+              <w:top w:w="0" w:type="dxa"/>
+              <w:bottom w:w="0" w:type="dxa"/>
+              <w:left w:w="0" w:type="dxa"/>
+              <w:right w:w="0" w:type="dxa"/>
+            </w:tcMar>
+            <w:vAlign w:val="top"/>
+          </w:tcPr>
+          <w:p>
+            <w:pPr>
+              <w:pStyle w:val="Normal"/>
+              <w:jc w:val="center"/>
+              <w:pBdr>
+                <w:bottom w:val="none" w:sz="0" w:space="0" w:color="000000"/>
+                <w:top w:val="none" w:sz="0" w:space="0" w:color="000000"/>
+                <w:left w:val="none" w:sz="0" w:space="0" w:color="000000"/>
+                <w:right w:val="none" w:sz="0" w:space="0" w:color="000000"/>
+              </w:pBdr>
+              <w:spacing w:after="100" w:before="100" w:line="240"/>
+              <w:ind w:left="100" w:right="100" w:firstLine="0" w:firstLineChars="0"/>
+              <w:rPr>
+                <w:rFonts w:ascii="Helvetica" w:hAnsi="Helvetica" w:eastAsia="Helvetica" w:cs="Helvetica"/>
+                <w:i w:val="false"/>
+                <w:b w:val="false"/>
+                <w:u w:val="none"/>
+                <w:sz w:val="22"/>
+                <w:szCs w:val="22"/>
+                <w:color w:val="000000"/>
+              </w:rPr>
+            </w:pPr>
+            <w:r>
+              <w:rPr>
+                <w:rFonts w:ascii="Helvetica" w:hAnsi="Helvetica" w:eastAsia="Helvetica" w:cs="Helvetica"/>
+                <w:i w:val="false"/>
+                <w:b w:val="false"/>
+                <w:u w:val="none"/>
+                <w:sz w:val="22"/>
+                <w:szCs w:val="22"/>
+                <w:color w:val="000000"/>
+              </w:rPr>
+              <w:t xml:space="preserve">0.740</w:t>
             </w:r>
           </w:p>
         </w:tc>
@@ -8461,7 +8461,7 @@
       </w:tr>
       <w:tr>
         <w:trPr>
-          <w:trHeight w:val="598" w:hRule="auto"/>
+          <w:trHeight w:val="597" w:hRule="auto"/>
         </w:trPr>
         body17
         <w:tc>
@@ -8884,60 +8884,60 @@
                 <w:szCs w:val="22"/>
                 <w:color w:val="000000"/>
               </w:rPr>
-              <w:t xml:space="preserve">0.00, 0.04</w:t>
-            </w:r>
-          </w:p>
-        </w:tc>
-        <w:tc>
-          <w:tcPr>
-            <w:tcBorders>
-              <w:bottom w:val="none" w:sz="0" w:space="0" w:color="000000"/>
-              <w:top w:val="none" w:sz="0" w:space="0" w:color="000000"/>
-              <w:left w:val="none" w:sz="0" w:space="0" w:color="000000"/>
-              <w:right w:val="none" w:sz="0" w:space="0" w:color="000000"/>
-            </w:tcBorders>
-            <w:shd w:val="clear" w:color="auto" w:fill="FFFFFF"/>
-            <w:tcMar>
-              <w:top w:w="0" w:type="dxa"/>
-              <w:bottom w:w="0" w:type="dxa"/>
-              <w:left w:w="0" w:type="dxa"/>
-              <w:right w:w="0" w:type="dxa"/>
-            </w:tcMar>
-            <w:vAlign w:val="top"/>
-          </w:tcPr>
-          <w:p>
-            <w:pPr>
-              <w:pStyle w:val="Normal"/>
-              <w:jc w:val="center"/>
-              <w:pBdr>
-                <w:bottom w:val="none" w:sz="0" w:space="0" w:color="000000"/>
-                <w:top w:val="none" w:sz="0" w:space="0" w:color="000000"/>
-                <w:left w:val="none" w:sz="0" w:space="0" w:color="000000"/>
-                <w:right w:val="none" w:sz="0" w:space="0" w:color="000000"/>
-              </w:pBdr>
-              <w:spacing w:after="100" w:before="100" w:line="240"/>
-              <w:ind w:left="100" w:right="100" w:firstLine="0" w:firstLineChars="0"/>
-              <w:rPr>
-                <w:rFonts w:ascii="Helvetica" w:hAnsi="Helvetica" w:eastAsia="Helvetica" w:cs="Helvetica"/>
-                <w:i w:val="false"/>
-                <w:b w:val="false"/>
-                <w:u w:val="none"/>
-                <w:sz w:val="22"/>
-                <w:szCs w:val="22"/>
-                <w:color w:val="000000"/>
-              </w:rPr>
-            </w:pPr>
-            <w:r>
-              <w:rPr>
-                <w:rFonts w:ascii="Helvetica" w:hAnsi="Helvetica" w:eastAsia="Helvetica" w:cs="Helvetica"/>
-                <w:i w:val="false"/>
-                <w:b w:val="false"/>
-                <w:u w:val="none"/>
-                <w:sz w:val="22"/>
-                <w:szCs w:val="22"/>
-                <w:color w:val="000000"/>
-              </w:rPr>
-              <w:t xml:space="preserve">0.003</w:t>
+              <w:t xml:space="preserve">0.00, 0.03</w:t>
+            </w:r>
+          </w:p>
+        </w:tc>
+        <w:tc>
+          <w:tcPr>
+            <w:tcBorders>
+              <w:bottom w:val="none" w:sz="0" w:space="0" w:color="000000"/>
+              <w:top w:val="none" w:sz="0" w:space="0" w:color="000000"/>
+              <w:left w:val="none" w:sz="0" w:space="0" w:color="000000"/>
+              <w:right w:val="none" w:sz="0" w:space="0" w:color="000000"/>
+            </w:tcBorders>
+            <w:shd w:val="clear" w:color="auto" w:fill="FFFFFF"/>
+            <w:tcMar>
+              <w:top w:w="0" w:type="dxa"/>
+              <w:bottom w:w="0" w:type="dxa"/>
+              <w:left w:w="0" w:type="dxa"/>
+              <w:right w:w="0" w:type="dxa"/>
+            </w:tcMar>
+            <w:vAlign w:val="top"/>
+          </w:tcPr>
+          <w:p>
+            <w:pPr>
+              <w:pStyle w:val="Normal"/>
+              <w:jc w:val="center"/>
+              <w:pBdr>
+                <w:bottom w:val="none" w:sz="0" w:space="0" w:color="000000"/>
+                <w:top w:val="none" w:sz="0" w:space="0" w:color="000000"/>
+                <w:left w:val="none" w:sz="0" w:space="0" w:color="000000"/>
+                <w:right w:val="none" w:sz="0" w:space="0" w:color="000000"/>
+              </w:pBdr>
+              <w:spacing w:after="100" w:before="100" w:line="240"/>
+              <w:ind w:left="100" w:right="100" w:firstLine="0" w:firstLineChars="0"/>
+              <w:rPr>
+                <w:rFonts w:ascii="Helvetica" w:hAnsi="Helvetica" w:eastAsia="Helvetica" w:cs="Helvetica"/>
+                <w:i w:val="false"/>
+                <w:b w:val="false"/>
+                <w:u w:val="none"/>
+                <w:sz w:val="22"/>
+                <w:szCs w:val="22"/>
+                <w:color w:val="000000"/>
+              </w:rPr>
+            </w:pPr>
+            <w:r>
+              <w:rPr>
+                <w:rFonts w:ascii="Helvetica" w:hAnsi="Helvetica" w:eastAsia="Helvetica" w:cs="Helvetica"/>
+                <w:i w:val="false"/>
+                <w:b w:val="false"/>
+                <w:u w:val="none"/>
+                <w:sz w:val="22"/>
+                <w:szCs w:val="22"/>
+                <w:color w:val="000000"/>
+              </w:rPr>
+              <w:t xml:space="preserve">0.002</w:t>
             </w:r>
           </w:p>
         </w:tc>
@@ -9049,7 +9049,7 @@
                 <w:szCs w:val="22"/>
                 <w:color w:val="000000"/>
               </w:rPr>
-              <w:t xml:space="preserve">190</w:t>
+              <w:t xml:space="preserve">189</w:t>
             </w:r>
           </w:p>
         </w:tc>
@@ -9261,7 +9261,7 @@
                 <w:szCs w:val="22"/>
                 <w:color w:val="000000"/>
               </w:rPr>
-              <w:t xml:space="preserve">190</w:t>
+              <w:t xml:space="preserve">189</w:t>
             </w:r>
           </w:p>
         </w:tc>
@@ -10068,113 +10068,113 @@
                 <w:szCs w:val="22"/>
                 <w:color w:val="000000"/>
               </w:rPr>
-              <w:t xml:space="preserve">0.55</w:t>
-            </w:r>
-          </w:p>
-        </w:tc>
-        <w:tc>
-          <w:tcPr>
-            <w:tcBorders>
-              <w:bottom w:val="none" w:sz="0" w:space="0" w:color="000000"/>
-              <w:top w:val="none" w:sz="0" w:space="0" w:color="000000"/>
-              <w:left w:val="none" w:sz="0" w:space="0" w:color="000000"/>
-              <w:right w:val="none" w:sz="0" w:space="0" w:color="000000"/>
-            </w:tcBorders>
-            <w:shd w:val="clear" w:color="auto" w:fill="FFFFFF"/>
-            <w:tcMar>
-              <w:top w:w="0" w:type="dxa"/>
-              <w:bottom w:w="0" w:type="dxa"/>
-              <w:left w:w="0" w:type="dxa"/>
-              <w:right w:w="0" w:type="dxa"/>
-            </w:tcMar>
-            <w:vAlign w:val="top"/>
-          </w:tcPr>
-          <w:p>
-            <w:pPr>
-              <w:pStyle w:val="Normal"/>
-              <w:jc w:val="center"/>
-              <w:pBdr>
-                <w:bottom w:val="none" w:sz="0" w:space="0" w:color="000000"/>
-                <w:top w:val="none" w:sz="0" w:space="0" w:color="000000"/>
-                <w:left w:val="none" w:sz="0" w:space="0" w:color="000000"/>
-                <w:right w:val="none" w:sz="0" w:space="0" w:color="000000"/>
-              </w:pBdr>
-              <w:spacing w:after="100" w:before="100" w:line="240"/>
-              <w:ind w:left="100" w:right="100" w:firstLine="0" w:firstLineChars="0"/>
-              <w:rPr>
-                <w:rFonts w:ascii="Helvetica" w:hAnsi="Helvetica" w:eastAsia="Helvetica" w:cs="Helvetica"/>
-                <w:i w:val="false"/>
-                <w:b w:val="false"/>
-                <w:u w:val="none"/>
-                <w:sz w:val="22"/>
-                <w:szCs w:val="22"/>
-                <w:color w:val="000000"/>
-              </w:rPr>
-            </w:pPr>
-            <w:r>
-              <w:rPr>
-                <w:rFonts w:ascii="Helvetica" w:hAnsi="Helvetica" w:eastAsia="Helvetica" w:cs="Helvetica"/>
-                <w:i w:val="false"/>
-                <w:b w:val="false"/>
-                <w:u w:val="none"/>
-                <w:sz w:val="22"/>
-                <w:szCs w:val="22"/>
-                <w:color w:val="000000"/>
-              </w:rPr>
-              <w:t xml:space="preserve">0.19, 1.56</w:t>
-            </w:r>
-          </w:p>
-        </w:tc>
-        <w:tc>
-          <w:tcPr>
-            <w:tcBorders>
-              <w:bottom w:val="none" w:sz="0" w:space="0" w:color="000000"/>
-              <w:top w:val="none" w:sz="0" w:space="0" w:color="000000"/>
-              <w:left w:val="none" w:sz="0" w:space="0" w:color="000000"/>
-              <w:right w:val="none" w:sz="0" w:space="0" w:color="000000"/>
-            </w:tcBorders>
-            <w:shd w:val="clear" w:color="auto" w:fill="FFFFFF"/>
-            <w:tcMar>
-              <w:top w:w="0" w:type="dxa"/>
-              <w:bottom w:w="0" w:type="dxa"/>
-              <w:left w:w="0" w:type="dxa"/>
-              <w:right w:w="0" w:type="dxa"/>
-            </w:tcMar>
-            <w:vAlign w:val="top"/>
-          </w:tcPr>
-          <w:p>
-            <w:pPr>
-              <w:pStyle w:val="Normal"/>
-              <w:jc w:val="center"/>
-              <w:pBdr>
-                <w:bottom w:val="none" w:sz="0" w:space="0" w:color="000000"/>
-                <w:top w:val="none" w:sz="0" w:space="0" w:color="000000"/>
-                <w:left w:val="none" w:sz="0" w:space="0" w:color="000000"/>
-                <w:right w:val="none" w:sz="0" w:space="0" w:color="000000"/>
-              </w:pBdr>
-              <w:spacing w:after="100" w:before="100" w:line="240"/>
-              <w:ind w:left="100" w:right="100" w:firstLine="0" w:firstLineChars="0"/>
-              <w:rPr>
-                <w:rFonts w:ascii="Helvetica" w:hAnsi="Helvetica" w:eastAsia="Helvetica" w:cs="Helvetica"/>
-                <w:i w:val="false"/>
-                <w:b w:val="false"/>
-                <w:u w:val="none"/>
-                <w:sz w:val="22"/>
-                <w:szCs w:val="22"/>
-                <w:color w:val="000000"/>
-              </w:rPr>
-            </w:pPr>
-            <w:r>
-              <w:rPr>
-                <w:rFonts w:ascii="Helvetica" w:hAnsi="Helvetica" w:eastAsia="Helvetica" w:cs="Helvetica"/>
-                <w:i w:val="false"/>
-                <w:b w:val="false"/>
-                <w:u w:val="none"/>
-                <w:sz w:val="22"/>
-                <w:szCs w:val="22"/>
-                <w:color w:val="000000"/>
-              </w:rPr>
-              <w:t xml:space="preserve">0.260</w:t>
+              <w:t xml:space="preserve">0.54</w:t>
+            </w:r>
+          </w:p>
+        </w:tc>
+        <w:tc>
+          <w:tcPr>
+            <w:tcBorders>
+              <w:bottom w:val="none" w:sz="0" w:space="0" w:color="000000"/>
+              <w:top w:val="none" w:sz="0" w:space="0" w:color="000000"/>
+              <w:left w:val="none" w:sz="0" w:space="0" w:color="000000"/>
+              <w:right w:val="none" w:sz="0" w:space="0" w:color="000000"/>
+            </w:tcBorders>
+            <w:shd w:val="clear" w:color="auto" w:fill="FFFFFF"/>
+            <w:tcMar>
+              <w:top w:w="0" w:type="dxa"/>
+              <w:bottom w:w="0" w:type="dxa"/>
+              <w:left w:w="0" w:type="dxa"/>
+              <w:right w:w="0" w:type="dxa"/>
+            </w:tcMar>
+            <w:vAlign w:val="top"/>
+          </w:tcPr>
+          <w:p>
+            <w:pPr>
+              <w:pStyle w:val="Normal"/>
+              <w:jc w:val="center"/>
+              <w:pBdr>
+                <w:bottom w:val="none" w:sz="0" w:space="0" w:color="000000"/>
+                <w:top w:val="none" w:sz="0" w:space="0" w:color="000000"/>
+                <w:left w:val="none" w:sz="0" w:space="0" w:color="000000"/>
+                <w:right w:val="none" w:sz="0" w:space="0" w:color="000000"/>
+              </w:pBdr>
+              <w:spacing w:after="100" w:before="100" w:line="240"/>
+              <w:ind w:left="100" w:right="100" w:firstLine="0" w:firstLineChars="0"/>
+              <w:rPr>
+                <w:rFonts w:ascii="Helvetica" w:hAnsi="Helvetica" w:eastAsia="Helvetica" w:cs="Helvetica"/>
+                <w:i w:val="false"/>
+                <w:b w:val="false"/>
+                <w:u w:val="none"/>
+                <w:sz w:val="22"/>
+                <w:szCs w:val="22"/>
+                <w:color w:val="000000"/>
+              </w:rPr>
+            </w:pPr>
+            <w:r>
+              <w:rPr>
+                <w:rFonts w:ascii="Helvetica" w:hAnsi="Helvetica" w:eastAsia="Helvetica" w:cs="Helvetica"/>
+                <w:i w:val="false"/>
+                <w:b w:val="false"/>
+                <w:u w:val="none"/>
+                <w:sz w:val="22"/>
+                <w:szCs w:val="22"/>
+                <w:color w:val="000000"/>
+              </w:rPr>
+              <w:t xml:space="preserve">0.19, 1.53</w:t>
+            </w:r>
+          </w:p>
+        </w:tc>
+        <w:tc>
+          <w:tcPr>
+            <w:tcBorders>
+              <w:bottom w:val="none" w:sz="0" w:space="0" w:color="000000"/>
+              <w:top w:val="none" w:sz="0" w:space="0" w:color="000000"/>
+              <w:left w:val="none" w:sz="0" w:space="0" w:color="000000"/>
+              <w:right w:val="none" w:sz="0" w:space="0" w:color="000000"/>
+            </w:tcBorders>
+            <w:shd w:val="clear" w:color="auto" w:fill="FFFFFF"/>
+            <w:tcMar>
+              <w:top w:w="0" w:type="dxa"/>
+              <w:bottom w:w="0" w:type="dxa"/>
+              <w:left w:w="0" w:type="dxa"/>
+              <w:right w:w="0" w:type="dxa"/>
+            </w:tcMar>
+            <w:vAlign w:val="top"/>
+          </w:tcPr>
+          <w:p>
+            <w:pPr>
+              <w:pStyle w:val="Normal"/>
+              <w:jc w:val="center"/>
+              <w:pBdr>
+                <w:bottom w:val="none" w:sz="0" w:space="0" w:color="000000"/>
+                <w:top w:val="none" w:sz="0" w:space="0" w:color="000000"/>
+                <w:left w:val="none" w:sz="0" w:space="0" w:color="000000"/>
+                <w:right w:val="none" w:sz="0" w:space="0" w:color="000000"/>
+              </w:pBdr>
+              <w:spacing w:after="100" w:before="100" w:line="240"/>
+              <w:ind w:left="100" w:right="100" w:firstLine="0" w:firstLineChars="0"/>
+              <w:rPr>
+                <w:rFonts w:ascii="Helvetica" w:hAnsi="Helvetica" w:eastAsia="Helvetica" w:cs="Helvetica"/>
+                <w:i w:val="false"/>
+                <w:b w:val="false"/>
+                <w:u w:val="none"/>
+                <w:sz w:val="22"/>
+                <w:szCs w:val="22"/>
+                <w:color w:val="000000"/>
+              </w:rPr>
+            </w:pPr>
+            <w:r>
+              <w:rPr>
+                <w:rFonts w:ascii="Helvetica" w:hAnsi="Helvetica" w:eastAsia="Helvetica" w:cs="Helvetica"/>
+                <w:i w:val="false"/>
+                <w:b w:val="false"/>
+                <w:u w:val="none"/>
+                <w:sz w:val="22"/>
+                <w:szCs w:val="22"/>
+                <w:color w:val="000000"/>
+              </w:rPr>
+              <w:t xml:space="preserve">0.240</w:t>
             </w:r>
           </w:p>
         </w:tc>
@@ -10333,7 +10333,7 @@
                 <w:szCs w:val="22"/>
                 <w:color w:val="000000"/>
               </w:rPr>
-              <w:t xml:space="preserve">0.00, 334,619</w:t>
+              <w:t xml:space="preserve">0.00, 334,616</w:t>
             </w:r>
           </w:p>
         </w:tc>
@@ -10498,219 +10498,219 @@
                 <w:szCs w:val="22"/>
                 <w:color w:val="000000"/>
               </w:rPr>
-              <w:t xml:space="preserve">190</w:t>
-            </w:r>
-          </w:p>
-        </w:tc>
-        <w:tc>
-          <w:tcPr>
-            <w:tcBorders>
-              <w:bottom w:val="none" w:sz="0" w:space="0" w:color="000000"/>
-              <w:top w:val="none" w:sz="0" w:space="0" w:color="000000"/>
-              <w:left w:val="none" w:sz="0" w:space="0" w:color="000000"/>
-              <w:right w:val="none" w:sz="0" w:space="0" w:color="000000"/>
-            </w:tcBorders>
-            <w:shd w:val="clear" w:color="auto" w:fill="FFFFFF"/>
-            <w:tcMar>
-              <w:top w:w="0" w:type="dxa"/>
-              <w:bottom w:w="0" w:type="dxa"/>
-              <w:left w:w="0" w:type="dxa"/>
-              <w:right w:w="0" w:type="dxa"/>
-            </w:tcMar>
-            <w:vAlign w:val="top"/>
-          </w:tcPr>
-          <w:p>
-            <w:pPr>
-              <w:pStyle w:val="Normal"/>
-              <w:jc w:val="center"/>
-              <w:pBdr>
-                <w:bottom w:val="none" w:sz="0" w:space="0" w:color="000000"/>
-                <w:top w:val="none" w:sz="0" w:space="0" w:color="000000"/>
-                <w:left w:val="none" w:sz="0" w:space="0" w:color="000000"/>
-                <w:right w:val="none" w:sz="0" w:space="0" w:color="000000"/>
-              </w:pBdr>
-              <w:spacing w:after="100" w:before="100" w:line="240"/>
-              <w:ind w:left="100" w:right="100" w:firstLine="0" w:firstLineChars="0"/>
-              <w:rPr>
-                <w:rFonts w:ascii="Helvetica" w:hAnsi="Helvetica" w:eastAsia="Helvetica" w:cs="Helvetica"/>
-                <w:i w:val="false"/>
-                <w:b w:val="false"/>
-                <w:u w:val="none"/>
-                <w:sz w:val="22"/>
-                <w:szCs w:val="22"/>
-                <w:color w:val="000000"/>
-              </w:rPr>
-            </w:pPr>
-            <w:r>
-              <w:rPr>
-                <w:rFonts w:ascii="Helvetica" w:hAnsi="Helvetica" w:eastAsia="Helvetica" w:cs="Helvetica"/>
-                <w:i w:val="false"/>
-                <w:b w:val="false"/>
-                <w:u w:val="none"/>
-                <w:sz w:val="22"/>
-                <w:szCs w:val="22"/>
-                <w:color w:val="000000"/>
-              </w:rPr>
-              <w:t xml:space="preserve">2.21</w:t>
-            </w:r>
-          </w:p>
-        </w:tc>
-        <w:tc>
-          <w:tcPr>
-            <w:tcBorders>
-              <w:bottom w:val="none" w:sz="0" w:space="0" w:color="000000"/>
-              <w:top w:val="none" w:sz="0" w:space="0" w:color="000000"/>
-              <w:left w:val="none" w:sz="0" w:space="0" w:color="000000"/>
-              <w:right w:val="none" w:sz="0" w:space="0" w:color="000000"/>
-            </w:tcBorders>
-            <w:shd w:val="clear" w:color="auto" w:fill="FFFFFF"/>
-            <w:tcMar>
-              <w:top w:w="0" w:type="dxa"/>
-              <w:bottom w:w="0" w:type="dxa"/>
-              <w:left w:w="0" w:type="dxa"/>
-              <w:right w:w="0" w:type="dxa"/>
-            </w:tcMar>
-            <w:vAlign w:val="top"/>
-          </w:tcPr>
-          <w:p>
-            <w:pPr>
-              <w:pStyle w:val="Normal"/>
-              <w:jc w:val="center"/>
-              <w:pBdr>
-                <w:bottom w:val="none" w:sz="0" w:space="0" w:color="000000"/>
-                <w:top w:val="none" w:sz="0" w:space="0" w:color="000000"/>
-                <w:left w:val="none" w:sz="0" w:space="0" w:color="000000"/>
-                <w:right w:val="none" w:sz="0" w:space="0" w:color="000000"/>
-              </w:pBdr>
-              <w:spacing w:after="100" w:before="100" w:line="240"/>
-              <w:ind w:left="100" w:right="100" w:firstLine="0" w:firstLineChars="0"/>
-              <w:rPr>
-                <w:rFonts w:ascii="Helvetica" w:hAnsi="Helvetica" w:eastAsia="Helvetica" w:cs="Helvetica"/>
-                <w:i w:val="false"/>
-                <w:b w:val="false"/>
-                <w:u w:val="none"/>
-                <w:sz w:val="22"/>
-                <w:szCs w:val="22"/>
-                <w:color w:val="000000"/>
-              </w:rPr>
-            </w:pPr>
-            <w:r>
-              <w:rPr>
-                <w:rFonts w:ascii="Helvetica" w:hAnsi="Helvetica" w:eastAsia="Helvetica" w:cs="Helvetica"/>
-                <w:i w:val="false"/>
-                <w:b w:val="false"/>
-                <w:u w:val="none"/>
-                <w:sz w:val="22"/>
-                <w:szCs w:val="22"/>
-                <w:color w:val="000000"/>
-              </w:rPr>
-              <w:t xml:space="preserve">0.62, 7.86</w:t>
-            </w:r>
-          </w:p>
-        </w:tc>
-        <w:tc>
-          <w:tcPr>
-            <w:tcBorders>
-              <w:bottom w:val="none" w:sz="0" w:space="0" w:color="000000"/>
-              <w:top w:val="none" w:sz="0" w:space="0" w:color="000000"/>
-              <w:left w:val="none" w:sz="0" w:space="0" w:color="000000"/>
-              <w:right w:val="none" w:sz="0" w:space="0" w:color="000000"/>
-            </w:tcBorders>
-            <w:shd w:val="clear" w:color="auto" w:fill="FFFFFF"/>
-            <w:tcMar>
-              <w:top w:w="0" w:type="dxa"/>
-              <w:bottom w:w="0" w:type="dxa"/>
-              <w:left w:w="0" w:type="dxa"/>
-              <w:right w:w="0" w:type="dxa"/>
-            </w:tcMar>
-            <w:vAlign w:val="top"/>
-          </w:tcPr>
-          <w:p>
-            <w:pPr>
-              <w:pStyle w:val="Normal"/>
-              <w:jc w:val="center"/>
-              <w:pBdr>
-                <w:bottom w:val="none" w:sz="0" w:space="0" w:color="000000"/>
-                <w:top w:val="none" w:sz="0" w:space="0" w:color="000000"/>
-                <w:left w:val="none" w:sz="0" w:space="0" w:color="000000"/>
-                <w:right w:val="none" w:sz="0" w:space="0" w:color="000000"/>
-              </w:pBdr>
-              <w:spacing w:after="100" w:before="100" w:line="240"/>
-              <w:ind w:left="100" w:right="100" w:firstLine="0" w:firstLineChars="0"/>
-              <w:rPr>
-                <w:rFonts w:ascii="Helvetica" w:hAnsi="Helvetica" w:eastAsia="Helvetica" w:cs="Helvetica"/>
-                <w:i w:val="false"/>
-                <w:b w:val="false"/>
-                <w:u w:val="none"/>
-                <w:sz w:val="22"/>
-                <w:szCs w:val="22"/>
-                <w:color w:val="000000"/>
-              </w:rPr>
-            </w:pPr>
-            <w:r>
-              <w:rPr>
-                <w:rFonts w:ascii="Helvetica" w:hAnsi="Helvetica" w:eastAsia="Helvetica" w:cs="Helvetica"/>
-                <w:i w:val="false"/>
-                <w:b w:val="false"/>
-                <w:u w:val="none"/>
-                <w:sz w:val="22"/>
-                <w:szCs w:val="22"/>
-                <w:color w:val="000000"/>
-              </w:rPr>
-              <w:t xml:space="preserve">0.220</w:t>
-            </w:r>
-          </w:p>
-        </w:tc>
-        <w:tc>
-          <w:tcPr>
-            <w:tcBorders>
-              <w:bottom w:val="none" w:sz="0" w:space="0" w:color="000000"/>
-              <w:top w:val="none" w:sz="0" w:space="0" w:color="000000"/>
-              <w:left w:val="none" w:sz="0" w:space="0" w:color="000000"/>
-              <w:right w:val="none" w:sz="0" w:space="0" w:color="000000"/>
-            </w:tcBorders>
-            <w:shd w:val="clear" w:color="auto" w:fill="FFFFFF"/>
-            <w:tcMar>
-              <w:top w:w="0" w:type="dxa"/>
-              <w:bottom w:w="0" w:type="dxa"/>
-              <w:left w:w="0" w:type="dxa"/>
-              <w:right w:w="0" w:type="dxa"/>
-            </w:tcMar>
-            <w:vAlign w:val="top"/>
-          </w:tcPr>
-          <w:p>
-            <w:pPr>
-              <w:pStyle w:val="Normal"/>
-              <w:jc w:val="center"/>
-              <w:pBdr>
-                <w:bottom w:val="none" w:sz="0" w:space="0" w:color="000000"/>
-                <w:top w:val="none" w:sz="0" w:space="0" w:color="000000"/>
-                <w:left w:val="none" w:sz="0" w:space="0" w:color="000000"/>
-                <w:right w:val="none" w:sz="0" w:space="0" w:color="000000"/>
-              </w:pBdr>
-              <w:spacing w:after="100" w:before="100" w:line="240"/>
-              <w:ind w:left="100" w:right="100" w:firstLine="0" w:firstLineChars="0"/>
-              <w:rPr>
-                <w:rFonts w:ascii="Helvetica" w:hAnsi="Helvetica" w:eastAsia="Helvetica" w:cs="Helvetica"/>
-                <w:i w:val="false"/>
-                <w:b w:val="false"/>
-                <w:u w:val="none"/>
-                <w:sz w:val="22"/>
-                <w:szCs w:val="22"/>
-                <w:color w:val="000000"/>
-              </w:rPr>
-            </w:pPr>
-            <w:r>
-              <w:rPr>
-                <w:rFonts w:ascii="Helvetica" w:hAnsi="Helvetica" w:eastAsia="Helvetica" w:cs="Helvetica"/>
-                <w:i w:val="false"/>
-                <w:b w:val="false"/>
-                <w:u w:val="none"/>
-                <w:sz w:val="22"/>
-                <w:szCs w:val="22"/>
-                <w:color w:val="000000"/>
-              </w:rPr>
-              <w:t xml:space="preserve">190</w:t>
+              <w:t xml:space="preserve">189</w:t>
+            </w:r>
+          </w:p>
+        </w:tc>
+        <w:tc>
+          <w:tcPr>
+            <w:tcBorders>
+              <w:bottom w:val="none" w:sz="0" w:space="0" w:color="000000"/>
+              <w:top w:val="none" w:sz="0" w:space="0" w:color="000000"/>
+              <w:left w:val="none" w:sz="0" w:space="0" w:color="000000"/>
+              <w:right w:val="none" w:sz="0" w:space="0" w:color="000000"/>
+            </w:tcBorders>
+            <w:shd w:val="clear" w:color="auto" w:fill="FFFFFF"/>
+            <w:tcMar>
+              <w:top w:w="0" w:type="dxa"/>
+              <w:bottom w:w="0" w:type="dxa"/>
+              <w:left w:w="0" w:type="dxa"/>
+              <w:right w:w="0" w:type="dxa"/>
+            </w:tcMar>
+            <w:vAlign w:val="top"/>
+          </w:tcPr>
+          <w:p>
+            <w:pPr>
+              <w:pStyle w:val="Normal"/>
+              <w:jc w:val="center"/>
+              <w:pBdr>
+                <w:bottom w:val="none" w:sz="0" w:space="0" w:color="000000"/>
+                <w:top w:val="none" w:sz="0" w:space="0" w:color="000000"/>
+                <w:left w:val="none" w:sz="0" w:space="0" w:color="000000"/>
+                <w:right w:val="none" w:sz="0" w:space="0" w:color="000000"/>
+              </w:pBdr>
+              <w:spacing w:after="100" w:before="100" w:line="240"/>
+              <w:ind w:left="100" w:right="100" w:firstLine="0" w:firstLineChars="0"/>
+              <w:rPr>
+                <w:rFonts w:ascii="Helvetica" w:hAnsi="Helvetica" w:eastAsia="Helvetica" w:cs="Helvetica"/>
+                <w:i w:val="false"/>
+                <w:b w:val="false"/>
+                <w:u w:val="none"/>
+                <w:sz w:val="22"/>
+                <w:szCs w:val="22"/>
+                <w:color w:val="000000"/>
+              </w:rPr>
+            </w:pPr>
+            <w:r>
+              <w:rPr>
+                <w:rFonts w:ascii="Helvetica" w:hAnsi="Helvetica" w:eastAsia="Helvetica" w:cs="Helvetica"/>
+                <w:i w:val="false"/>
+                <w:b w:val="false"/>
+                <w:u w:val="none"/>
+                <w:sz w:val="22"/>
+                <w:szCs w:val="22"/>
+                <w:color w:val="000000"/>
+              </w:rPr>
+              <w:t xml:space="preserve">2.18</w:t>
+            </w:r>
+          </w:p>
+        </w:tc>
+        <w:tc>
+          <w:tcPr>
+            <w:tcBorders>
+              <w:bottom w:val="none" w:sz="0" w:space="0" w:color="000000"/>
+              <w:top w:val="none" w:sz="0" w:space="0" w:color="000000"/>
+              <w:left w:val="none" w:sz="0" w:space="0" w:color="000000"/>
+              <w:right w:val="none" w:sz="0" w:space="0" w:color="000000"/>
+            </w:tcBorders>
+            <w:shd w:val="clear" w:color="auto" w:fill="FFFFFF"/>
+            <w:tcMar>
+              <w:top w:w="0" w:type="dxa"/>
+              <w:bottom w:w="0" w:type="dxa"/>
+              <w:left w:w="0" w:type="dxa"/>
+              <w:right w:w="0" w:type="dxa"/>
+            </w:tcMar>
+            <w:vAlign w:val="top"/>
+          </w:tcPr>
+          <w:p>
+            <w:pPr>
+              <w:pStyle w:val="Normal"/>
+              <w:jc w:val="center"/>
+              <w:pBdr>
+                <w:bottom w:val="none" w:sz="0" w:space="0" w:color="000000"/>
+                <w:top w:val="none" w:sz="0" w:space="0" w:color="000000"/>
+                <w:left w:val="none" w:sz="0" w:space="0" w:color="000000"/>
+                <w:right w:val="none" w:sz="0" w:space="0" w:color="000000"/>
+              </w:pBdr>
+              <w:spacing w:after="100" w:before="100" w:line="240"/>
+              <w:ind w:left="100" w:right="100" w:firstLine="0" w:firstLineChars="0"/>
+              <w:rPr>
+                <w:rFonts w:ascii="Helvetica" w:hAnsi="Helvetica" w:eastAsia="Helvetica" w:cs="Helvetica"/>
+                <w:i w:val="false"/>
+                <w:b w:val="false"/>
+                <w:u w:val="none"/>
+                <w:sz w:val="22"/>
+                <w:szCs w:val="22"/>
+                <w:color w:val="000000"/>
+              </w:rPr>
+            </w:pPr>
+            <w:r>
+              <w:rPr>
+                <w:rFonts w:ascii="Helvetica" w:hAnsi="Helvetica" w:eastAsia="Helvetica" w:cs="Helvetica"/>
+                <w:i w:val="false"/>
+                <w:b w:val="false"/>
+                <w:u w:val="none"/>
+                <w:sz w:val="22"/>
+                <w:szCs w:val="22"/>
+                <w:color w:val="000000"/>
+              </w:rPr>
+              <w:t xml:space="preserve">0.61, 7.74</w:t>
+            </w:r>
+          </w:p>
+        </w:tc>
+        <w:tc>
+          <w:tcPr>
+            <w:tcBorders>
+              <w:bottom w:val="none" w:sz="0" w:space="0" w:color="000000"/>
+              <w:top w:val="none" w:sz="0" w:space="0" w:color="000000"/>
+              <w:left w:val="none" w:sz="0" w:space="0" w:color="000000"/>
+              <w:right w:val="none" w:sz="0" w:space="0" w:color="000000"/>
+            </w:tcBorders>
+            <w:shd w:val="clear" w:color="auto" w:fill="FFFFFF"/>
+            <w:tcMar>
+              <w:top w:w="0" w:type="dxa"/>
+              <w:bottom w:w="0" w:type="dxa"/>
+              <w:left w:w="0" w:type="dxa"/>
+              <w:right w:w="0" w:type="dxa"/>
+            </w:tcMar>
+            <w:vAlign w:val="top"/>
+          </w:tcPr>
+          <w:p>
+            <w:pPr>
+              <w:pStyle w:val="Normal"/>
+              <w:jc w:val="center"/>
+              <w:pBdr>
+                <w:bottom w:val="none" w:sz="0" w:space="0" w:color="000000"/>
+                <w:top w:val="none" w:sz="0" w:space="0" w:color="000000"/>
+                <w:left w:val="none" w:sz="0" w:space="0" w:color="000000"/>
+                <w:right w:val="none" w:sz="0" w:space="0" w:color="000000"/>
+              </w:pBdr>
+              <w:spacing w:after="100" w:before="100" w:line="240"/>
+              <w:ind w:left="100" w:right="100" w:firstLine="0" w:firstLineChars="0"/>
+              <w:rPr>
+                <w:rFonts w:ascii="Helvetica" w:hAnsi="Helvetica" w:eastAsia="Helvetica" w:cs="Helvetica"/>
+                <w:i w:val="false"/>
+                <w:b w:val="false"/>
+                <w:u w:val="none"/>
+                <w:sz w:val="22"/>
+                <w:szCs w:val="22"/>
+                <w:color w:val="000000"/>
+              </w:rPr>
+            </w:pPr>
+            <w:r>
+              <w:rPr>
+                <w:rFonts w:ascii="Helvetica" w:hAnsi="Helvetica" w:eastAsia="Helvetica" w:cs="Helvetica"/>
+                <w:i w:val="false"/>
+                <w:b w:val="false"/>
+                <w:u w:val="none"/>
+                <w:sz w:val="22"/>
+                <w:szCs w:val="22"/>
+                <w:color w:val="000000"/>
+              </w:rPr>
+              <w:t xml:space="preserve">0.230</w:t>
+            </w:r>
+          </w:p>
+        </w:tc>
+        <w:tc>
+          <w:tcPr>
+            <w:tcBorders>
+              <w:bottom w:val="none" w:sz="0" w:space="0" w:color="000000"/>
+              <w:top w:val="none" w:sz="0" w:space="0" w:color="000000"/>
+              <w:left w:val="none" w:sz="0" w:space="0" w:color="000000"/>
+              <w:right w:val="none" w:sz="0" w:space="0" w:color="000000"/>
+            </w:tcBorders>
+            <w:shd w:val="clear" w:color="auto" w:fill="FFFFFF"/>
+            <w:tcMar>
+              <w:top w:w="0" w:type="dxa"/>
+              <w:bottom w:w="0" w:type="dxa"/>
+              <w:left w:w="0" w:type="dxa"/>
+              <w:right w:w="0" w:type="dxa"/>
+            </w:tcMar>
+            <w:vAlign w:val="top"/>
+          </w:tcPr>
+          <w:p>
+            <w:pPr>
+              <w:pStyle w:val="Normal"/>
+              <w:jc w:val="center"/>
+              <w:pBdr>
+                <w:bottom w:val="none" w:sz="0" w:space="0" w:color="000000"/>
+                <w:top w:val="none" w:sz="0" w:space="0" w:color="000000"/>
+                <w:left w:val="none" w:sz="0" w:space="0" w:color="000000"/>
+                <w:right w:val="none" w:sz="0" w:space="0" w:color="000000"/>
+              </w:pBdr>
+              <w:spacing w:after="100" w:before="100" w:line="240"/>
+              <w:ind w:left="100" w:right="100" w:firstLine="0" w:firstLineChars="0"/>
+              <w:rPr>
+                <w:rFonts w:ascii="Helvetica" w:hAnsi="Helvetica" w:eastAsia="Helvetica" w:cs="Helvetica"/>
+                <w:i w:val="false"/>
+                <w:b w:val="false"/>
+                <w:u w:val="none"/>
+                <w:sz w:val="22"/>
+                <w:szCs w:val="22"/>
+                <w:color w:val="000000"/>
+              </w:rPr>
+            </w:pPr>
+            <w:r>
+              <w:rPr>
+                <w:rFonts w:ascii="Helvetica" w:hAnsi="Helvetica" w:eastAsia="Helvetica" w:cs="Helvetica"/>
+                <w:i w:val="false"/>
+                <w:b w:val="false"/>
+                <w:u w:val="none"/>
+                <w:sz w:val="22"/>
+                <w:szCs w:val="22"/>
+                <w:color w:val="000000"/>
+              </w:rPr>
+              <w:t xml:space="preserve">189</w:t>
             </w:r>
           </w:p>
         </w:tc>
@@ -10981,7 +10981,7 @@
                 <w:szCs w:val="22"/>
                 <w:color w:val="000000"/>
               </w:rPr>
-              <w:t xml:space="preserve">190</w:t>
+              <w:t xml:space="preserve">189</w:t>
             </w:r>
           </w:p>
         </w:tc>
@@ -11193,7 +11193,7 @@
                 <w:szCs w:val="22"/>
                 <w:color w:val="000000"/>
               </w:rPr>
-              <w:t xml:space="preserve">190</w:t>
+              <w:t xml:space="preserve">189</w:t>
             </w:r>
           </w:p>
         </w:tc>
@@ -11299,7 +11299,7 @@
                 <w:szCs w:val="22"/>
                 <w:color w:val="000000"/>
               </w:rPr>
-              <w:t xml:space="preserve">0.00, 0.00</w:t>
+              <w:t xml:space="preserve">0.00, 0.01</w:t>
             </w:r>
           </w:p>
         </w:tc>
@@ -11464,7 +11464,7 @@
                 <w:szCs w:val="22"/>
                 <w:color w:val="000000"/>
               </w:rPr>
-              <w:t xml:space="preserve">190</w:t>
+              <w:t xml:space="preserve">189</w:t>
             </w:r>
           </w:p>
         </w:tc>
@@ -11676,7 +11676,7 @@
                 <w:szCs w:val="22"/>
                 <w:color w:val="000000"/>
               </w:rPr>
-              <w:t xml:space="preserve">190</w:t>
+              <w:t xml:space="preserve">189</w:t>
             </w:r>
           </w:p>
         </w:tc>
@@ -11782,7 +11782,7 @@
                 <w:szCs w:val="22"/>
                 <w:color w:val="000000"/>
               </w:rPr>
-              <w:t xml:space="preserve">0.00, 1,730,441</w:t>
+              <w:t xml:space="preserve">0.00, 1,783,700</w:t>
             </w:r>
           </w:p>
         </w:tc>
@@ -11947,113 +11947,113 @@
                 <w:szCs w:val="22"/>
                 <w:color w:val="000000"/>
               </w:rPr>
-              <w:t xml:space="preserve">190</w:t>
-            </w:r>
-          </w:p>
-        </w:tc>
-        <w:tc>
-          <w:tcPr>
-            <w:tcBorders>
-              <w:bottom w:val="none" w:sz="0" w:space="0" w:color="000000"/>
-              <w:top w:val="none" w:sz="0" w:space="0" w:color="000000"/>
-              <w:left w:val="none" w:sz="0" w:space="0" w:color="000000"/>
-              <w:right w:val="none" w:sz="0" w:space="0" w:color="000000"/>
-            </w:tcBorders>
-            <w:shd w:val="clear" w:color="auto" w:fill="FFFFFF"/>
-            <w:tcMar>
-              <w:top w:w="0" w:type="dxa"/>
-              <w:bottom w:w="0" w:type="dxa"/>
-              <w:left w:w="0" w:type="dxa"/>
-              <w:right w:w="0" w:type="dxa"/>
-            </w:tcMar>
-            <w:vAlign w:val="top"/>
-          </w:tcPr>
-          <w:p>
-            <w:pPr>
-              <w:pStyle w:val="Normal"/>
-              <w:jc w:val="center"/>
-              <w:pBdr>
-                <w:bottom w:val="none" w:sz="0" w:space="0" w:color="000000"/>
-                <w:top w:val="none" w:sz="0" w:space="0" w:color="000000"/>
-                <w:left w:val="none" w:sz="0" w:space="0" w:color="000000"/>
-                <w:right w:val="none" w:sz="0" w:space="0" w:color="000000"/>
-              </w:pBdr>
-              <w:spacing w:after="100" w:before="100" w:line="240"/>
-              <w:ind w:left="100" w:right="100" w:firstLine="0" w:firstLineChars="0"/>
-              <w:rPr>
-                <w:rFonts w:ascii="Helvetica" w:hAnsi="Helvetica" w:eastAsia="Helvetica" w:cs="Helvetica"/>
-                <w:i w:val="false"/>
-                <w:b w:val="false"/>
-                <w:u w:val="none"/>
-                <w:sz w:val="22"/>
-                <w:szCs w:val="22"/>
-                <w:color w:val="000000"/>
-              </w:rPr>
-            </w:pPr>
-            <w:r>
-              <w:rPr>
-                <w:rFonts w:ascii="Helvetica" w:hAnsi="Helvetica" w:eastAsia="Helvetica" w:cs="Helvetica"/>
-                <w:i w:val="false"/>
-                <w:b w:val="false"/>
-                <w:u w:val="none"/>
-                <w:sz w:val="22"/>
-                <w:szCs w:val="22"/>
-                <w:color w:val="000000"/>
-              </w:rPr>
-              <w:t xml:space="preserve">0.76</w:t>
-            </w:r>
-          </w:p>
-        </w:tc>
-        <w:tc>
-          <w:tcPr>
-            <w:tcBorders>
-              <w:bottom w:val="none" w:sz="0" w:space="0" w:color="000000"/>
-              <w:top w:val="none" w:sz="0" w:space="0" w:color="000000"/>
-              <w:left w:val="none" w:sz="0" w:space="0" w:color="000000"/>
-              <w:right w:val="none" w:sz="0" w:space="0" w:color="000000"/>
-            </w:tcBorders>
-            <w:shd w:val="clear" w:color="auto" w:fill="FFFFFF"/>
-            <w:tcMar>
-              <w:top w:w="0" w:type="dxa"/>
-              <w:bottom w:w="0" w:type="dxa"/>
-              <w:left w:w="0" w:type="dxa"/>
-              <w:right w:w="0" w:type="dxa"/>
-            </w:tcMar>
-            <w:vAlign w:val="top"/>
-          </w:tcPr>
-          <w:p>
-            <w:pPr>
-              <w:pStyle w:val="Normal"/>
-              <w:jc w:val="center"/>
-              <w:pBdr>
-                <w:bottom w:val="none" w:sz="0" w:space="0" w:color="000000"/>
-                <w:top w:val="none" w:sz="0" w:space="0" w:color="000000"/>
-                <w:left w:val="none" w:sz="0" w:space="0" w:color="000000"/>
-                <w:right w:val="none" w:sz="0" w:space="0" w:color="000000"/>
-              </w:pBdr>
-              <w:spacing w:after="100" w:before="100" w:line="240"/>
-              <w:ind w:left="100" w:right="100" w:firstLine="0" w:firstLineChars="0"/>
-              <w:rPr>
-                <w:rFonts w:ascii="Helvetica" w:hAnsi="Helvetica" w:eastAsia="Helvetica" w:cs="Helvetica"/>
-                <w:i w:val="false"/>
-                <w:b w:val="false"/>
-                <w:u w:val="none"/>
-                <w:sz w:val="22"/>
-                <w:szCs w:val="22"/>
-                <w:color w:val="000000"/>
-              </w:rPr>
-            </w:pPr>
-            <w:r>
-              <w:rPr>
-                <w:rFonts w:ascii="Helvetica" w:hAnsi="Helvetica" w:eastAsia="Helvetica" w:cs="Helvetica"/>
-                <w:i w:val="false"/>
-                <w:b w:val="false"/>
-                <w:u w:val="none"/>
-                <w:sz w:val="22"/>
-                <w:szCs w:val="22"/>
-                <w:color w:val="000000"/>
-              </w:rPr>
-              <w:t xml:space="preserve">0.10, 5.54</w:t>
+              <w:t xml:space="preserve">189</w:t>
+            </w:r>
+          </w:p>
+        </w:tc>
+        <w:tc>
+          <w:tcPr>
+            <w:tcBorders>
+              <w:bottom w:val="none" w:sz="0" w:space="0" w:color="000000"/>
+              <w:top w:val="none" w:sz="0" w:space="0" w:color="000000"/>
+              <w:left w:val="none" w:sz="0" w:space="0" w:color="000000"/>
+              <w:right w:val="none" w:sz="0" w:space="0" w:color="000000"/>
+            </w:tcBorders>
+            <w:shd w:val="clear" w:color="auto" w:fill="FFFFFF"/>
+            <w:tcMar>
+              <w:top w:w="0" w:type="dxa"/>
+              <w:bottom w:w="0" w:type="dxa"/>
+              <w:left w:w="0" w:type="dxa"/>
+              <w:right w:w="0" w:type="dxa"/>
+            </w:tcMar>
+            <w:vAlign w:val="top"/>
+          </w:tcPr>
+          <w:p>
+            <w:pPr>
+              <w:pStyle w:val="Normal"/>
+              <w:jc w:val="center"/>
+              <w:pBdr>
+                <w:bottom w:val="none" w:sz="0" w:space="0" w:color="000000"/>
+                <w:top w:val="none" w:sz="0" w:space="0" w:color="000000"/>
+                <w:left w:val="none" w:sz="0" w:space="0" w:color="000000"/>
+                <w:right w:val="none" w:sz="0" w:space="0" w:color="000000"/>
+              </w:pBdr>
+              <w:spacing w:after="100" w:before="100" w:line="240"/>
+              <w:ind w:left="100" w:right="100" w:firstLine="0" w:firstLineChars="0"/>
+              <w:rPr>
+                <w:rFonts w:ascii="Helvetica" w:hAnsi="Helvetica" w:eastAsia="Helvetica" w:cs="Helvetica"/>
+                <w:i w:val="false"/>
+                <w:b w:val="false"/>
+                <w:u w:val="none"/>
+                <w:sz w:val="22"/>
+                <w:szCs w:val="22"/>
+                <w:color w:val="000000"/>
+              </w:rPr>
+            </w:pPr>
+            <w:r>
+              <w:rPr>
+                <w:rFonts w:ascii="Helvetica" w:hAnsi="Helvetica" w:eastAsia="Helvetica" w:cs="Helvetica"/>
+                <w:i w:val="false"/>
+                <w:b w:val="false"/>
+                <w:u w:val="none"/>
+                <w:sz w:val="22"/>
+                <w:szCs w:val="22"/>
+                <w:color w:val="000000"/>
+              </w:rPr>
+              <w:t xml:space="preserve">0.75</w:t>
+            </w:r>
+          </w:p>
+        </w:tc>
+        <w:tc>
+          <w:tcPr>
+            <w:tcBorders>
+              <w:bottom w:val="none" w:sz="0" w:space="0" w:color="000000"/>
+              <w:top w:val="none" w:sz="0" w:space="0" w:color="000000"/>
+              <w:left w:val="none" w:sz="0" w:space="0" w:color="000000"/>
+              <w:right w:val="none" w:sz="0" w:space="0" w:color="000000"/>
+            </w:tcBorders>
+            <w:shd w:val="clear" w:color="auto" w:fill="FFFFFF"/>
+            <w:tcMar>
+              <w:top w:w="0" w:type="dxa"/>
+              <w:bottom w:w="0" w:type="dxa"/>
+              <w:left w:w="0" w:type="dxa"/>
+              <w:right w:w="0" w:type="dxa"/>
+            </w:tcMar>
+            <w:vAlign w:val="top"/>
+          </w:tcPr>
+          <w:p>
+            <w:pPr>
+              <w:pStyle w:val="Normal"/>
+              <w:jc w:val="center"/>
+              <w:pBdr>
+                <w:bottom w:val="none" w:sz="0" w:space="0" w:color="000000"/>
+                <w:top w:val="none" w:sz="0" w:space="0" w:color="000000"/>
+                <w:left w:val="none" w:sz="0" w:space="0" w:color="000000"/>
+                <w:right w:val="none" w:sz="0" w:space="0" w:color="000000"/>
+              </w:pBdr>
+              <w:spacing w:after="100" w:before="100" w:line="240"/>
+              <w:ind w:left="100" w:right="100" w:firstLine="0" w:firstLineChars="0"/>
+              <w:rPr>
+                <w:rFonts w:ascii="Helvetica" w:hAnsi="Helvetica" w:eastAsia="Helvetica" w:cs="Helvetica"/>
+                <w:i w:val="false"/>
+                <w:b w:val="false"/>
+                <w:u w:val="none"/>
+                <w:sz w:val="22"/>
+                <w:szCs w:val="22"/>
+                <w:color w:val="000000"/>
+              </w:rPr>
+            </w:pPr>
+            <w:r>
+              <w:rPr>
+                <w:rFonts w:ascii="Helvetica" w:hAnsi="Helvetica" w:eastAsia="Helvetica" w:cs="Helvetica"/>
+                <w:i w:val="false"/>
+                <w:b w:val="false"/>
+                <w:u w:val="none"/>
+                <w:sz w:val="22"/>
+                <w:szCs w:val="22"/>
+                <w:color w:val="000000"/>
+              </w:rPr>
+              <w:t xml:space="preserve">0.10, 5.50</w:t>
             </w:r>
           </w:p>
         </w:tc>
@@ -12159,7 +12159,7 @@
                 <w:szCs w:val="22"/>
                 <w:color w:val="000000"/>
               </w:rPr>
-              <w:t xml:space="preserve">190</w:t>
+              <w:t xml:space="preserve">189</w:t>
             </w:r>
           </w:p>
         </w:tc>
@@ -12265,7 +12265,7 @@
                 <w:szCs w:val="22"/>
                 <w:color w:val="000000"/>
               </w:rPr>
-              <w:t xml:space="preserve">0.00, 116,530</w:t>
+              <w:t xml:space="preserve">0.00, 116,528</w:t>
             </w:r>
           </w:p>
         </w:tc>
@@ -12430,7 +12430,7 @@
                 <w:szCs w:val="22"/>
                 <w:color w:val="000000"/>
               </w:rPr>
-              <w:t xml:space="preserve">190</w:t>
+              <w:t xml:space="preserve">189</w:t>
             </w:r>
           </w:p>
         </w:tc>
@@ -12589,60 +12589,60 @@
                 <w:szCs w:val="22"/>
                 <w:color w:val="000000"/>
               </w:rPr>
-              <w:t xml:space="preserve">0.096</w:t>
-            </w:r>
-          </w:p>
-        </w:tc>
-        <w:tc>
-          <w:tcPr>
-            <w:tcBorders>
-              <w:bottom w:val="none" w:sz="0" w:space="0" w:color="000000"/>
-              <w:top w:val="none" w:sz="0" w:space="0" w:color="000000"/>
-              <w:left w:val="none" w:sz="0" w:space="0" w:color="000000"/>
-              <w:right w:val="none" w:sz="0" w:space="0" w:color="000000"/>
-            </w:tcBorders>
-            <w:shd w:val="clear" w:color="auto" w:fill="FFFFFF"/>
-            <w:tcMar>
-              <w:top w:w="0" w:type="dxa"/>
-              <w:bottom w:w="0" w:type="dxa"/>
-              <w:left w:w="0" w:type="dxa"/>
-              <w:right w:w="0" w:type="dxa"/>
-            </w:tcMar>
-            <w:vAlign w:val="top"/>
-          </w:tcPr>
-          <w:p>
-            <w:pPr>
-              <w:pStyle w:val="Normal"/>
-              <w:jc w:val="center"/>
-              <w:pBdr>
-                <w:bottom w:val="none" w:sz="0" w:space="0" w:color="000000"/>
-                <w:top w:val="none" w:sz="0" w:space="0" w:color="000000"/>
-                <w:left w:val="none" w:sz="0" w:space="0" w:color="000000"/>
-                <w:right w:val="none" w:sz="0" w:space="0" w:color="000000"/>
-              </w:pBdr>
-              <w:spacing w:after="100" w:before="100" w:line="240"/>
-              <w:ind w:left="100" w:right="100" w:firstLine="0" w:firstLineChars="0"/>
-              <w:rPr>
-                <w:rFonts w:ascii="Helvetica" w:hAnsi="Helvetica" w:eastAsia="Helvetica" w:cs="Helvetica"/>
-                <w:i w:val="false"/>
-                <w:b w:val="false"/>
-                <w:u w:val="none"/>
-                <w:sz w:val="22"/>
-                <w:szCs w:val="22"/>
-                <w:color w:val="000000"/>
-              </w:rPr>
-            </w:pPr>
-            <w:r>
-              <w:rPr>
-                <w:rFonts w:ascii="Helvetica" w:hAnsi="Helvetica" w:eastAsia="Helvetica" w:cs="Helvetica"/>
-                <w:i w:val="false"/>
-                <w:b w:val="false"/>
-                <w:u w:val="none"/>
-                <w:sz w:val="22"/>
-                <w:szCs w:val="22"/>
-                <w:color w:val="000000"/>
-              </w:rPr>
-              <w:t xml:space="preserve">190</w:t>
+              <w:t xml:space="preserve">0.089</w:t>
+            </w:r>
+          </w:p>
+        </w:tc>
+        <w:tc>
+          <w:tcPr>
+            <w:tcBorders>
+              <w:bottom w:val="none" w:sz="0" w:space="0" w:color="000000"/>
+              <w:top w:val="none" w:sz="0" w:space="0" w:color="000000"/>
+              <w:left w:val="none" w:sz="0" w:space="0" w:color="000000"/>
+              <w:right w:val="none" w:sz="0" w:space="0" w:color="000000"/>
+            </w:tcBorders>
+            <w:shd w:val="clear" w:color="auto" w:fill="FFFFFF"/>
+            <w:tcMar>
+              <w:top w:w="0" w:type="dxa"/>
+              <w:bottom w:w="0" w:type="dxa"/>
+              <w:left w:w="0" w:type="dxa"/>
+              <w:right w:w="0" w:type="dxa"/>
+            </w:tcMar>
+            <w:vAlign w:val="top"/>
+          </w:tcPr>
+          <w:p>
+            <w:pPr>
+              <w:pStyle w:val="Normal"/>
+              <w:jc w:val="center"/>
+              <w:pBdr>
+                <w:bottom w:val="none" w:sz="0" w:space="0" w:color="000000"/>
+                <w:top w:val="none" w:sz="0" w:space="0" w:color="000000"/>
+                <w:left w:val="none" w:sz="0" w:space="0" w:color="000000"/>
+                <w:right w:val="none" w:sz="0" w:space="0" w:color="000000"/>
+              </w:pBdr>
+              <w:spacing w:after="100" w:before="100" w:line="240"/>
+              <w:ind w:left="100" w:right="100" w:firstLine="0" w:firstLineChars="0"/>
+              <w:rPr>
+                <w:rFonts w:ascii="Helvetica" w:hAnsi="Helvetica" w:eastAsia="Helvetica" w:cs="Helvetica"/>
+                <w:i w:val="false"/>
+                <w:b w:val="false"/>
+                <w:u w:val="none"/>
+                <w:sz w:val="22"/>
+                <w:szCs w:val="22"/>
+                <w:color w:val="000000"/>
+              </w:rPr>
+            </w:pPr>
+            <w:r>
+              <w:rPr>
+                <w:rFonts w:ascii="Helvetica" w:hAnsi="Helvetica" w:eastAsia="Helvetica" w:cs="Helvetica"/>
+                <w:i w:val="false"/>
+                <w:b w:val="false"/>
+                <w:u w:val="none"/>
+                <w:sz w:val="22"/>
+                <w:szCs w:val="22"/>
+                <w:color w:val="000000"/>
+              </w:rPr>
+              <w:t xml:space="preserve">189</w:t>
             </w:r>
           </w:p>
         </w:tc>
@@ -12913,219 +12913,219 @@
                 <w:szCs w:val="22"/>
                 <w:color w:val="000000"/>
               </w:rPr>
-              <w:t xml:space="preserve">190</w:t>
-            </w:r>
-          </w:p>
-        </w:tc>
-        <w:tc>
-          <w:tcPr>
-            <w:tcBorders>
-              <w:bottom w:val="none" w:sz="0" w:space="0" w:color="000000"/>
-              <w:top w:val="none" w:sz="0" w:space="0" w:color="000000"/>
-              <w:left w:val="none" w:sz="0" w:space="0" w:color="000000"/>
-              <w:right w:val="none" w:sz="0" w:space="0" w:color="000000"/>
-            </w:tcBorders>
-            <w:shd w:val="clear" w:color="auto" w:fill="FFFFFF"/>
-            <w:tcMar>
-              <w:top w:w="0" w:type="dxa"/>
-              <w:bottom w:w="0" w:type="dxa"/>
-              <w:left w:w="0" w:type="dxa"/>
-              <w:right w:w="0" w:type="dxa"/>
-            </w:tcMar>
-            <w:vAlign w:val="top"/>
-          </w:tcPr>
-          <w:p>
-            <w:pPr>
-              <w:pStyle w:val="Normal"/>
-              <w:jc w:val="center"/>
-              <w:pBdr>
-                <w:bottom w:val="none" w:sz="0" w:space="0" w:color="000000"/>
-                <w:top w:val="none" w:sz="0" w:space="0" w:color="000000"/>
-                <w:left w:val="none" w:sz="0" w:space="0" w:color="000000"/>
-                <w:right w:val="none" w:sz="0" w:space="0" w:color="000000"/>
-              </w:pBdr>
-              <w:spacing w:after="100" w:before="100" w:line="240"/>
-              <w:ind w:left="100" w:right="100" w:firstLine="0" w:firstLineChars="0"/>
-              <w:rPr>
-                <w:rFonts w:ascii="Helvetica" w:hAnsi="Helvetica" w:eastAsia="Helvetica" w:cs="Helvetica"/>
-                <w:i w:val="false"/>
-                <w:b w:val="false"/>
-                <w:u w:val="none"/>
-                <w:sz w:val="22"/>
-                <w:szCs w:val="22"/>
-                <w:color w:val="000000"/>
-              </w:rPr>
-            </w:pPr>
-            <w:r>
-              <w:rPr>
-                <w:rFonts w:ascii="Helvetica" w:hAnsi="Helvetica" w:eastAsia="Helvetica" w:cs="Helvetica"/>
-                <w:i w:val="false"/>
-                <w:b w:val="false"/>
-                <w:u w:val="none"/>
-                <w:sz w:val="22"/>
-                <w:szCs w:val="22"/>
-                <w:color w:val="000000"/>
-              </w:rPr>
-              <w:t xml:space="preserve">0.88</w:t>
-            </w:r>
-          </w:p>
-        </w:tc>
-        <w:tc>
-          <w:tcPr>
-            <w:tcBorders>
-              <w:bottom w:val="none" w:sz="0" w:space="0" w:color="000000"/>
-              <w:top w:val="none" w:sz="0" w:space="0" w:color="000000"/>
-              <w:left w:val="none" w:sz="0" w:space="0" w:color="000000"/>
-              <w:right w:val="none" w:sz="0" w:space="0" w:color="000000"/>
-            </w:tcBorders>
-            <w:shd w:val="clear" w:color="auto" w:fill="FFFFFF"/>
-            <w:tcMar>
-              <w:top w:w="0" w:type="dxa"/>
-              <w:bottom w:w="0" w:type="dxa"/>
-              <w:left w:w="0" w:type="dxa"/>
-              <w:right w:w="0" w:type="dxa"/>
-            </w:tcMar>
-            <w:vAlign w:val="top"/>
-          </w:tcPr>
-          <w:p>
-            <w:pPr>
-              <w:pStyle w:val="Normal"/>
-              <w:jc w:val="center"/>
-              <w:pBdr>
-                <w:bottom w:val="none" w:sz="0" w:space="0" w:color="000000"/>
-                <w:top w:val="none" w:sz="0" w:space="0" w:color="000000"/>
-                <w:left w:val="none" w:sz="0" w:space="0" w:color="000000"/>
-                <w:right w:val="none" w:sz="0" w:space="0" w:color="000000"/>
-              </w:pBdr>
-              <w:spacing w:after="100" w:before="100" w:line="240"/>
-              <w:ind w:left="100" w:right="100" w:firstLine="0" w:firstLineChars="0"/>
-              <w:rPr>
-                <w:rFonts w:ascii="Helvetica" w:hAnsi="Helvetica" w:eastAsia="Helvetica" w:cs="Helvetica"/>
-                <w:i w:val="false"/>
-                <w:b w:val="false"/>
-                <w:u w:val="none"/>
-                <w:sz w:val="22"/>
-                <w:szCs w:val="22"/>
-                <w:color w:val="000000"/>
-              </w:rPr>
-            </w:pPr>
-            <w:r>
-              <w:rPr>
-                <w:rFonts w:ascii="Helvetica" w:hAnsi="Helvetica" w:eastAsia="Helvetica" w:cs="Helvetica"/>
-                <w:i w:val="false"/>
-                <w:b w:val="false"/>
-                <w:u w:val="none"/>
-                <w:sz w:val="22"/>
-                <w:szCs w:val="22"/>
-                <w:color w:val="000000"/>
-              </w:rPr>
-              <w:t xml:space="preserve">0.28, 2.80</w:t>
-            </w:r>
-          </w:p>
-        </w:tc>
-        <w:tc>
-          <w:tcPr>
-            <w:tcBorders>
-              <w:bottom w:val="none" w:sz="0" w:space="0" w:color="000000"/>
-              <w:top w:val="none" w:sz="0" w:space="0" w:color="000000"/>
-              <w:left w:val="none" w:sz="0" w:space="0" w:color="000000"/>
-              <w:right w:val="none" w:sz="0" w:space="0" w:color="000000"/>
-            </w:tcBorders>
-            <w:shd w:val="clear" w:color="auto" w:fill="FFFFFF"/>
-            <w:tcMar>
-              <w:top w:w="0" w:type="dxa"/>
-              <w:bottom w:w="0" w:type="dxa"/>
-              <w:left w:w="0" w:type="dxa"/>
-              <w:right w:w="0" w:type="dxa"/>
-            </w:tcMar>
-            <w:vAlign w:val="top"/>
-          </w:tcPr>
-          <w:p>
-            <w:pPr>
-              <w:pStyle w:val="Normal"/>
-              <w:jc w:val="center"/>
-              <w:pBdr>
-                <w:bottom w:val="none" w:sz="0" w:space="0" w:color="000000"/>
-                <w:top w:val="none" w:sz="0" w:space="0" w:color="000000"/>
-                <w:left w:val="none" w:sz="0" w:space="0" w:color="000000"/>
-                <w:right w:val="none" w:sz="0" w:space="0" w:color="000000"/>
-              </w:pBdr>
-              <w:spacing w:after="100" w:before="100" w:line="240"/>
-              <w:ind w:left="100" w:right="100" w:firstLine="0" w:firstLineChars="0"/>
-              <w:rPr>
-                <w:rFonts w:ascii="Helvetica" w:hAnsi="Helvetica" w:eastAsia="Helvetica" w:cs="Helvetica"/>
-                <w:i w:val="false"/>
-                <w:b w:val="false"/>
-                <w:u w:val="none"/>
-                <w:sz w:val="22"/>
-                <w:szCs w:val="22"/>
-                <w:color w:val="000000"/>
-              </w:rPr>
-            </w:pPr>
-            <w:r>
-              <w:rPr>
-                <w:rFonts w:ascii="Helvetica" w:hAnsi="Helvetica" w:eastAsia="Helvetica" w:cs="Helvetica"/>
-                <w:i w:val="false"/>
-                <w:b w:val="false"/>
-                <w:u w:val="none"/>
-                <w:sz w:val="22"/>
-                <w:szCs w:val="22"/>
-                <w:color w:val="000000"/>
-              </w:rPr>
-              <w:t xml:space="preserve">0.830</w:t>
-            </w:r>
-          </w:p>
-        </w:tc>
-        <w:tc>
-          <w:tcPr>
-            <w:tcBorders>
-              <w:bottom w:val="none" w:sz="0" w:space="0" w:color="000000"/>
-              <w:top w:val="none" w:sz="0" w:space="0" w:color="000000"/>
-              <w:left w:val="none" w:sz="0" w:space="0" w:color="000000"/>
-              <w:right w:val="none" w:sz="0" w:space="0" w:color="000000"/>
-            </w:tcBorders>
-            <w:shd w:val="clear" w:color="auto" w:fill="FFFFFF"/>
-            <w:tcMar>
-              <w:top w:w="0" w:type="dxa"/>
-              <w:bottom w:w="0" w:type="dxa"/>
-              <w:left w:w="0" w:type="dxa"/>
-              <w:right w:w="0" w:type="dxa"/>
-            </w:tcMar>
-            <w:vAlign w:val="top"/>
-          </w:tcPr>
-          <w:p>
-            <w:pPr>
-              <w:pStyle w:val="Normal"/>
-              <w:jc w:val="center"/>
-              <w:pBdr>
-                <w:bottom w:val="none" w:sz="0" w:space="0" w:color="000000"/>
-                <w:top w:val="none" w:sz="0" w:space="0" w:color="000000"/>
-                <w:left w:val="none" w:sz="0" w:space="0" w:color="000000"/>
-                <w:right w:val="none" w:sz="0" w:space="0" w:color="000000"/>
-              </w:pBdr>
-              <w:spacing w:after="100" w:before="100" w:line="240"/>
-              <w:ind w:left="100" w:right="100" w:firstLine="0" w:firstLineChars="0"/>
-              <w:rPr>
-                <w:rFonts w:ascii="Helvetica" w:hAnsi="Helvetica" w:eastAsia="Helvetica" w:cs="Helvetica"/>
-                <w:i w:val="false"/>
-                <w:b w:val="false"/>
-                <w:u w:val="none"/>
-                <w:sz w:val="22"/>
-                <w:szCs w:val="22"/>
-                <w:color w:val="000000"/>
-              </w:rPr>
-            </w:pPr>
-            <w:r>
-              <w:rPr>
-                <w:rFonts w:ascii="Helvetica" w:hAnsi="Helvetica" w:eastAsia="Helvetica" w:cs="Helvetica"/>
-                <w:i w:val="false"/>
-                <w:b w:val="false"/>
-                <w:u w:val="none"/>
-                <w:sz w:val="22"/>
-                <w:szCs w:val="22"/>
-                <w:color w:val="000000"/>
-              </w:rPr>
-              <w:t xml:space="preserve">190</w:t>
+              <w:t xml:space="preserve">189</w:t>
+            </w:r>
+          </w:p>
+        </w:tc>
+        <w:tc>
+          <w:tcPr>
+            <w:tcBorders>
+              <w:bottom w:val="none" w:sz="0" w:space="0" w:color="000000"/>
+              <w:top w:val="none" w:sz="0" w:space="0" w:color="000000"/>
+              <w:left w:val="none" w:sz="0" w:space="0" w:color="000000"/>
+              <w:right w:val="none" w:sz="0" w:space="0" w:color="000000"/>
+            </w:tcBorders>
+            <w:shd w:val="clear" w:color="auto" w:fill="FFFFFF"/>
+            <w:tcMar>
+              <w:top w:w="0" w:type="dxa"/>
+              <w:bottom w:w="0" w:type="dxa"/>
+              <w:left w:w="0" w:type="dxa"/>
+              <w:right w:w="0" w:type="dxa"/>
+            </w:tcMar>
+            <w:vAlign w:val="top"/>
+          </w:tcPr>
+          <w:p>
+            <w:pPr>
+              <w:pStyle w:val="Normal"/>
+              <w:jc w:val="center"/>
+              <w:pBdr>
+                <w:bottom w:val="none" w:sz="0" w:space="0" w:color="000000"/>
+                <w:top w:val="none" w:sz="0" w:space="0" w:color="000000"/>
+                <w:left w:val="none" w:sz="0" w:space="0" w:color="000000"/>
+                <w:right w:val="none" w:sz="0" w:space="0" w:color="000000"/>
+              </w:pBdr>
+              <w:spacing w:after="100" w:before="100" w:line="240"/>
+              <w:ind w:left="100" w:right="100" w:firstLine="0" w:firstLineChars="0"/>
+              <w:rPr>
+                <w:rFonts w:ascii="Helvetica" w:hAnsi="Helvetica" w:eastAsia="Helvetica" w:cs="Helvetica"/>
+                <w:i w:val="false"/>
+                <w:b w:val="false"/>
+                <w:u w:val="none"/>
+                <w:sz w:val="22"/>
+                <w:szCs w:val="22"/>
+                <w:color w:val="000000"/>
+              </w:rPr>
+            </w:pPr>
+            <w:r>
+              <w:rPr>
+                <w:rFonts w:ascii="Helvetica" w:hAnsi="Helvetica" w:eastAsia="Helvetica" w:cs="Helvetica"/>
+                <w:i w:val="false"/>
+                <w:b w:val="false"/>
+                <w:u w:val="none"/>
+                <w:sz w:val="22"/>
+                <w:szCs w:val="22"/>
+                <w:color w:val="000000"/>
+              </w:rPr>
+              <w:t xml:space="preserve">0.87</w:t>
+            </w:r>
+          </w:p>
+        </w:tc>
+        <w:tc>
+          <w:tcPr>
+            <w:tcBorders>
+              <w:bottom w:val="none" w:sz="0" w:space="0" w:color="000000"/>
+              <w:top w:val="none" w:sz="0" w:space="0" w:color="000000"/>
+              <w:left w:val="none" w:sz="0" w:space="0" w:color="000000"/>
+              <w:right w:val="none" w:sz="0" w:space="0" w:color="000000"/>
+            </w:tcBorders>
+            <w:shd w:val="clear" w:color="auto" w:fill="FFFFFF"/>
+            <w:tcMar>
+              <w:top w:w="0" w:type="dxa"/>
+              <w:bottom w:w="0" w:type="dxa"/>
+              <w:left w:w="0" w:type="dxa"/>
+              <w:right w:w="0" w:type="dxa"/>
+            </w:tcMar>
+            <w:vAlign w:val="top"/>
+          </w:tcPr>
+          <w:p>
+            <w:pPr>
+              <w:pStyle w:val="Normal"/>
+              <w:jc w:val="center"/>
+              <w:pBdr>
+                <w:bottom w:val="none" w:sz="0" w:space="0" w:color="000000"/>
+                <w:top w:val="none" w:sz="0" w:space="0" w:color="000000"/>
+                <w:left w:val="none" w:sz="0" w:space="0" w:color="000000"/>
+                <w:right w:val="none" w:sz="0" w:space="0" w:color="000000"/>
+              </w:pBdr>
+              <w:spacing w:after="100" w:before="100" w:line="240"/>
+              <w:ind w:left="100" w:right="100" w:firstLine="0" w:firstLineChars="0"/>
+              <w:rPr>
+                <w:rFonts w:ascii="Helvetica" w:hAnsi="Helvetica" w:eastAsia="Helvetica" w:cs="Helvetica"/>
+                <w:i w:val="false"/>
+                <w:b w:val="false"/>
+                <w:u w:val="none"/>
+                <w:sz w:val="22"/>
+                <w:szCs w:val="22"/>
+                <w:color w:val="000000"/>
+              </w:rPr>
+            </w:pPr>
+            <w:r>
+              <w:rPr>
+                <w:rFonts w:ascii="Helvetica" w:hAnsi="Helvetica" w:eastAsia="Helvetica" w:cs="Helvetica"/>
+                <w:i w:val="false"/>
+                <w:b w:val="false"/>
+                <w:u w:val="none"/>
+                <w:sz w:val="22"/>
+                <w:szCs w:val="22"/>
+                <w:color w:val="000000"/>
+              </w:rPr>
+              <w:t xml:space="preserve">0.27, 2.78</w:t>
+            </w:r>
+          </w:p>
+        </w:tc>
+        <w:tc>
+          <w:tcPr>
+            <w:tcBorders>
+              <w:bottom w:val="none" w:sz="0" w:space="0" w:color="000000"/>
+              <w:top w:val="none" w:sz="0" w:space="0" w:color="000000"/>
+              <w:left w:val="none" w:sz="0" w:space="0" w:color="000000"/>
+              <w:right w:val="none" w:sz="0" w:space="0" w:color="000000"/>
+            </w:tcBorders>
+            <w:shd w:val="clear" w:color="auto" w:fill="FFFFFF"/>
+            <w:tcMar>
+              <w:top w:w="0" w:type="dxa"/>
+              <w:bottom w:w="0" w:type="dxa"/>
+              <w:left w:w="0" w:type="dxa"/>
+              <w:right w:w="0" w:type="dxa"/>
+            </w:tcMar>
+            <w:vAlign w:val="top"/>
+          </w:tcPr>
+          <w:p>
+            <w:pPr>
+              <w:pStyle w:val="Normal"/>
+              <w:jc w:val="center"/>
+              <w:pBdr>
+                <w:bottom w:val="none" w:sz="0" w:space="0" w:color="000000"/>
+                <w:top w:val="none" w:sz="0" w:space="0" w:color="000000"/>
+                <w:left w:val="none" w:sz="0" w:space="0" w:color="000000"/>
+                <w:right w:val="none" w:sz="0" w:space="0" w:color="000000"/>
+              </w:pBdr>
+              <w:spacing w:after="100" w:before="100" w:line="240"/>
+              <w:ind w:left="100" w:right="100" w:firstLine="0" w:firstLineChars="0"/>
+              <w:rPr>
+                <w:rFonts w:ascii="Helvetica" w:hAnsi="Helvetica" w:eastAsia="Helvetica" w:cs="Helvetica"/>
+                <w:i w:val="false"/>
+                <w:b w:val="false"/>
+                <w:u w:val="none"/>
+                <w:sz w:val="22"/>
+                <w:szCs w:val="22"/>
+                <w:color w:val="000000"/>
+              </w:rPr>
+            </w:pPr>
+            <w:r>
+              <w:rPr>
+                <w:rFonts w:ascii="Helvetica" w:hAnsi="Helvetica" w:eastAsia="Helvetica" w:cs="Helvetica"/>
+                <w:i w:val="false"/>
+                <w:b w:val="false"/>
+                <w:u w:val="none"/>
+                <w:sz w:val="22"/>
+                <w:szCs w:val="22"/>
+                <w:color w:val="000000"/>
+              </w:rPr>
+              <w:t xml:space="preserve">0.820</w:t>
+            </w:r>
+          </w:p>
+        </w:tc>
+        <w:tc>
+          <w:tcPr>
+            <w:tcBorders>
+              <w:bottom w:val="none" w:sz="0" w:space="0" w:color="000000"/>
+              <w:top w:val="none" w:sz="0" w:space="0" w:color="000000"/>
+              <w:left w:val="none" w:sz="0" w:space="0" w:color="000000"/>
+              <w:right w:val="none" w:sz="0" w:space="0" w:color="000000"/>
+            </w:tcBorders>
+            <w:shd w:val="clear" w:color="auto" w:fill="FFFFFF"/>
+            <w:tcMar>
+              <w:top w:w="0" w:type="dxa"/>
+              <w:bottom w:w="0" w:type="dxa"/>
+              <w:left w:w="0" w:type="dxa"/>
+              <w:right w:w="0" w:type="dxa"/>
+            </w:tcMar>
+            <w:vAlign w:val="top"/>
+          </w:tcPr>
+          <w:p>
+            <w:pPr>
+              <w:pStyle w:val="Normal"/>
+              <w:jc w:val="center"/>
+              <w:pBdr>
+                <w:bottom w:val="none" w:sz="0" w:space="0" w:color="000000"/>
+                <w:top w:val="none" w:sz="0" w:space="0" w:color="000000"/>
+                <w:left w:val="none" w:sz="0" w:space="0" w:color="000000"/>
+                <w:right w:val="none" w:sz="0" w:space="0" w:color="000000"/>
+              </w:pBdr>
+              <w:spacing w:after="100" w:before="100" w:line="240"/>
+              <w:ind w:left="100" w:right="100" w:firstLine="0" w:firstLineChars="0"/>
+              <w:rPr>
+                <w:rFonts w:ascii="Helvetica" w:hAnsi="Helvetica" w:eastAsia="Helvetica" w:cs="Helvetica"/>
+                <w:i w:val="false"/>
+                <w:b w:val="false"/>
+                <w:u w:val="none"/>
+                <w:sz w:val="22"/>
+                <w:szCs w:val="22"/>
+                <w:color w:val="000000"/>
+              </w:rPr>
+            </w:pPr>
+            <w:r>
+              <w:rPr>
+                <w:rFonts w:ascii="Helvetica" w:hAnsi="Helvetica" w:eastAsia="Helvetica" w:cs="Helvetica"/>
+                <w:i w:val="false"/>
+                <w:b w:val="false"/>
+                <w:u w:val="none"/>
+                <w:sz w:val="22"/>
+                <w:szCs w:val="22"/>
+                <w:color w:val="000000"/>
+              </w:rPr>
+              <w:t xml:space="preserve">189</w:t>
             </w:r>
           </w:p>
         </w:tc>
@@ -13396,113 +13396,113 @@
                 <w:szCs w:val="22"/>
                 <w:color w:val="000000"/>
               </w:rPr>
-              <w:t xml:space="preserve">190</w:t>
-            </w:r>
-          </w:p>
-        </w:tc>
-        <w:tc>
-          <w:tcPr>
-            <w:tcBorders>
-              <w:bottom w:val="none" w:sz="0" w:space="0" w:color="000000"/>
-              <w:top w:val="none" w:sz="0" w:space="0" w:color="000000"/>
-              <w:left w:val="none" w:sz="0" w:space="0" w:color="000000"/>
-              <w:right w:val="none" w:sz="0" w:space="0" w:color="000000"/>
-            </w:tcBorders>
-            <w:shd w:val="clear" w:color="auto" w:fill="FFFFFF"/>
-            <w:tcMar>
-              <w:top w:w="0" w:type="dxa"/>
-              <w:bottom w:w="0" w:type="dxa"/>
-              <w:left w:w="0" w:type="dxa"/>
-              <w:right w:w="0" w:type="dxa"/>
-            </w:tcMar>
-            <w:vAlign w:val="top"/>
-          </w:tcPr>
-          <w:p>
-            <w:pPr>
-              <w:pStyle w:val="Normal"/>
-              <w:jc w:val="center"/>
-              <w:pBdr>
-                <w:bottom w:val="none" w:sz="0" w:space="0" w:color="000000"/>
-                <w:top w:val="none" w:sz="0" w:space="0" w:color="000000"/>
-                <w:left w:val="none" w:sz="0" w:space="0" w:color="000000"/>
-                <w:right w:val="none" w:sz="0" w:space="0" w:color="000000"/>
-              </w:pBdr>
-              <w:spacing w:after="100" w:before="100" w:line="240"/>
-              <w:ind w:left="100" w:right="100" w:firstLine="0" w:firstLineChars="0"/>
-              <w:rPr>
-                <w:rFonts w:ascii="Helvetica" w:hAnsi="Helvetica" w:eastAsia="Helvetica" w:cs="Helvetica"/>
-                <w:i w:val="false"/>
-                <w:b w:val="false"/>
-                <w:u w:val="none"/>
-                <w:sz w:val="22"/>
-                <w:szCs w:val="22"/>
-                <w:color w:val="000000"/>
-              </w:rPr>
-            </w:pPr>
-            <w:r>
-              <w:rPr>
-                <w:rFonts w:ascii="Helvetica" w:hAnsi="Helvetica" w:eastAsia="Helvetica" w:cs="Helvetica"/>
-                <w:i w:val="false"/>
-                <w:b w:val="false"/>
-                <w:u w:val="none"/>
-                <w:sz w:val="22"/>
-                <w:szCs w:val="22"/>
-                <w:color w:val="000000"/>
-              </w:rPr>
-              <w:t xml:space="preserve">22,413</w:t>
-            </w:r>
-          </w:p>
-        </w:tc>
-        <w:tc>
-          <w:tcPr>
-            <w:tcBorders>
-              <w:bottom w:val="none" w:sz="0" w:space="0" w:color="000000"/>
-              <w:top w:val="none" w:sz="0" w:space="0" w:color="000000"/>
-              <w:left w:val="none" w:sz="0" w:space="0" w:color="000000"/>
-              <w:right w:val="none" w:sz="0" w:space="0" w:color="000000"/>
-            </w:tcBorders>
-            <w:shd w:val="clear" w:color="auto" w:fill="FFFFFF"/>
-            <w:tcMar>
-              <w:top w:w="0" w:type="dxa"/>
-              <w:bottom w:w="0" w:type="dxa"/>
-              <w:left w:w="0" w:type="dxa"/>
-              <w:right w:w="0" w:type="dxa"/>
-            </w:tcMar>
-            <w:vAlign w:val="top"/>
-          </w:tcPr>
-          <w:p>
-            <w:pPr>
-              <w:pStyle w:val="Normal"/>
-              <w:jc w:val="center"/>
-              <w:pBdr>
-                <w:bottom w:val="none" w:sz="0" w:space="0" w:color="000000"/>
-                <w:top w:val="none" w:sz="0" w:space="0" w:color="000000"/>
-                <w:left w:val="none" w:sz="0" w:space="0" w:color="000000"/>
-                <w:right w:val="none" w:sz="0" w:space="0" w:color="000000"/>
-              </w:pBdr>
-              <w:spacing w:after="100" w:before="100" w:line="240"/>
-              <w:ind w:left="100" w:right="100" w:firstLine="0" w:firstLineChars="0"/>
-              <w:rPr>
-                <w:rFonts w:ascii="Helvetica" w:hAnsi="Helvetica" w:eastAsia="Helvetica" w:cs="Helvetica"/>
-                <w:i w:val="false"/>
-                <w:b w:val="false"/>
-                <w:u w:val="none"/>
-                <w:sz w:val="22"/>
-                <w:szCs w:val="22"/>
-                <w:color w:val="000000"/>
-              </w:rPr>
-            </w:pPr>
-            <w:r>
-              <w:rPr>
-                <w:rFonts w:ascii="Helvetica" w:hAnsi="Helvetica" w:eastAsia="Helvetica" w:cs="Helvetica"/>
-                <w:i w:val="false"/>
-                <w:b w:val="false"/>
-                <w:u w:val="none"/>
-                <w:sz w:val="22"/>
-                <w:szCs w:val="22"/>
-                <w:color w:val="000000"/>
-              </w:rPr>
-              <w:t xml:space="preserve">5,097, 98,560</w:t>
+              <w:t xml:space="preserve">189</w:t>
+            </w:r>
+          </w:p>
+        </w:tc>
+        <w:tc>
+          <w:tcPr>
+            <w:tcBorders>
+              <w:bottom w:val="none" w:sz="0" w:space="0" w:color="000000"/>
+              <w:top w:val="none" w:sz="0" w:space="0" w:color="000000"/>
+              <w:left w:val="none" w:sz="0" w:space="0" w:color="000000"/>
+              <w:right w:val="none" w:sz="0" w:space="0" w:color="000000"/>
+            </w:tcBorders>
+            <w:shd w:val="clear" w:color="auto" w:fill="FFFFFF"/>
+            <w:tcMar>
+              <w:top w:w="0" w:type="dxa"/>
+              <w:bottom w:w="0" w:type="dxa"/>
+              <w:left w:w="0" w:type="dxa"/>
+              <w:right w:w="0" w:type="dxa"/>
+            </w:tcMar>
+            <w:vAlign w:val="top"/>
+          </w:tcPr>
+          <w:p>
+            <w:pPr>
+              <w:pStyle w:val="Normal"/>
+              <w:jc w:val="center"/>
+              <w:pBdr>
+                <w:bottom w:val="none" w:sz="0" w:space="0" w:color="000000"/>
+                <w:top w:val="none" w:sz="0" w:space="0" w:color="000000"/>
+                <w:left w:val="none" w:sz="0" w:space="0" w:color="000000"/>
+                <w:right w:val="none" w:sz="0" w:space="0" w:color="000000"/>
+              </w:pBdr>
+              <w:spacing w:after="100" w:before="100" w:line="240"/>
+              <w:ind w:left="100" w:right="100" w:firstLine="0" w:firstLineChars="0"/>
+              <w:rPr>
+                <w:rFonts w:ascii="Helvetica" w:hAnsi="Helvetica" w:eastAsia="Helvetica" w:cs="Helvetica"/>
+                <w:i w:val="false"/>
+                <w:b w:val="false"/>
+                <w:u w:val="none"/>
+                <w:sz w:val="22"/>
+                <w:szCs w:val="22"/>
+                <w:color w:val="000000"/>
+              </w:rPr>
+            </w:pPr>
+            <w:r>
+              <w:rPr>
+                <w:rFonts w:ascii="Helvetica" w:hAnsi="Helvetica" w:eastAsia="Helvetica" w:cs="Helvetica"/>
+                <w:i w:val="false"/>
+                <w:b w:val="false"/>
+                <w:u w:val="none"/>
+                <w:sz w:val="22"/>
+                <w:szCs w:val="22"/>
+                <w:color w:val="000000"/>
+              </w:rPr>
+              <w:t xml:space="preserve">22,416</w:t>
+            </w:r>
+          </w:p>
+        </w:tc>
+        <w:tc>
+          <w:tcPr>
+            <w:tcBorders>
+              <w:bottom w:val="none" w:sz="0" w:space="0" w:color="000000"/>
+              <w:top w:val="none" w:sz="0" w:space="0" w:color="000000"/>
+              <w:left w:val="none" w:sz="0" w:space="0" w:color="000000"/>
+              <w:right w:val="none" w:sz="0" w:space="0" w:color="000000"/>
+            </w:tcBorders>
+            <w:shd w:val="clear" w:color="auto" w:fill="FFFFFF"/>
+            <w:tcMar>
+              <w:top w:w="0" w:type="dxa"/>
+              <w:bottom w:w="0" w:type="dxa"/>
+              <w:left w:w="0" w:type="dxa"/>
+              <w:right w:w="0" w:type="dxa"/>
+            </w:tcMar>
+            <w:vAlign w:val="top"/>
+          </w:tcPr>
+          <w:p>
+            <w:pPr>
+              <w:pStyle w:val="Normal"/>
+              <w:jc w:val="center"/>
+              <w:pBdr>
+                <w:bottom w:val="none" w:sz="0" w:space="0" w:color="000000"/>
+                <w:top w:val="none" w:sz="0" w:space="0" w:color="000000"/>
+                <w:left w:val="none" w:sz="0" w:space="0" w:color="000000"/>
+                <w:right w:val="none" w:sz="0" w:space="0" w:color="000000"/>
+              </w:pBdr>
+              <w:spacing w:after="100" w:before="100" w:line="240"/>
+              <w:ind w:left="100" w:right="100" w:firstLine="0" w:firstLineChars="0"/>
+              <w:rPr>
+                <w:rFonts w:ascii="Helvetica" w:hAnsi="Helvetica" w:eastAsia="Helvetica" w:cs="Helvetica"/>
+                <w:i w:val="false"/>
+                <w:b w:val="false"/>
+                <w:u w:val="none"/>
+                <w:sz w:val="22"/>
+                <w:szCs w:val="22"/>
+                <w:color w:val="000000"/>
+              </w:rPr>
+            </w:pPr>
+            <w:r>
+              <w:rPr>
+                <w:rFonts w:ascii="Helvetica" w:hAnsi="Helvetica" w:eastAsia="Helvetica" w:cs="Helvetica"/>
+                <w:i w:val="false"/>
+                <w:b w:val="false"/>
+                <w:u w:val="none"/>
+                <w:sz w:val="22"/>
+                <w:szCs w:val="22"/>
+                <w:color w:val="000000"/>
+              </w:rPr>
+              <w:t xml:space="preserve">5,098, 98,570</w:t>
             </w:r>
           </w:p>
         </w:tc>
@@ -13608,113 +13608,113 @@
                 <w:szCs w:val="22"/>
                 <w:color w:val="000000"/>
               </w:rPr>
-              <w:t xml:space="preserve">190</w:t>
-            </w:r>
-          </w:p>
-        </w:tc>
-        <w:tc>
-          <w:tcPr>
-            <w:tcBorders>
-              <w:bottom w:val="none" w:sz="0" w:space="0" w:color="000000"/>
-              <w:top w:val="none" w:sz="0" w:space="0" w:color="000000"/>
-              <w:left w:val="none" w:sz="0" w:space="0" w:color="000000"/>
-              <w:right w:val="none" w:sz="0" w:space="0" w:color="000000"/>
-            </w:tcBorders>
-            <w:shd w:val="clear" w:color="auto" w:fill="FFFFFF"/>
-            <w:tcMar>
-              <w:top w:w="0" w:type="dxa"/>
-              <w:bottom w:w="0" w:type="dxa"/>
-              <w:left w:w="0" w:type="dxa"/>
-              <w:right w:w="0" w:type="dxa"/>
-            </w:tcMar>
-            <w:vAlign w:val="top"/>
-          </w:tcPr>
-          <w:p>
-            <w:pPr>
-              <w:pStyle w:val="Normal"/>
-              <w:jc w:val="center"/>
-              <w:pBdr>
-                <w:bottom w:val="none" w:sz="0" w:space="0" w:color="000000"/>
-                <w:top w:val="none" w:sz="0" w:space="0" w:color="000000"/>
-                <w:left w:val="none" w:sz="0" w:space="0" w:color="000000"/>
-                <w:right w:val="none" w:sz="0" w:space="0" w:color="000000"/>
-              </w:pBdr>
-              <w:spacing w:after="100" w:before="100" w:line="240"/>
-              <w:ind w:left="100" w:right="100" w:firstLine="0" w:firstLineChars="0"/>
-              <w:rPr>
-                <w:rFonts w:ascii="Helvetica" w:hAnsi="Helvetica" w:eastAsia="Helvetica" w:cs="Helvetica"/>
-                <w:i w:val="false"/>
-                <w:b w:val="false"/>
-                <w:u w:val="none"/>
-                <w:sz w:val="22"/>
-                <w:szCs w:val="22"/>
-                <w:color w:val="000000"/>
-              </w:rPr>
-            </w:pPr>
-            <w:r>
-              <w:rPr>
-                <w:rFonts w:ascii="Helvetica" w:hAnsi="Helvetica" w:eastAsia="Helvetica" w:cs="Helvetica"/>
-                <w:i w:val="false"/>
-                <w:b w:val="false"/>
-                <w:u w:val="none"/>
-                <w:sz w:val="22"/>
-                <w:szCs w:val="22"/>
-                <w:color w:val="000000"/>
-              </w:rPr>
-              <w:t xml:space="preserve">36,110</w:t>
-            </w:r>
-          </w:p>
-        </w:tc>
-        <w:tc>
-          <w:tcPr>
-            <w:tcBorders>
-              <w:bottom w:val="none" w:sz="0" w:space="0" w:color="000000"/>
-              <w:top w:val="none" w:sz="0" w:space="0" w:color="000000"/>
-              <w:left w:val="none" w:sz="0" w:space="0" w:color="000000"/>
-              <w:right w:val="none" w:sz="0" w:space="0" w:color="000000"/>
-            </w:tcBorders>
-            <w:shd w:val="clear" w:color="auto" w:fill="FFFFFF"/>
-            <w:tcMar>
-              <w:top w:w="0" w:type="dxa"/>
-              <w:bottom w:w="0" w:type="dxa"/>
-              <w:left w:w="0" w:type="dxa"/>
-              <w:right w:w="0" w:type="dxa"/>
-            </w:tcMar>
-            <w:vAlign w:val="top"/>
-          </w:tcPr>
-          <w:p>
-            <w:pPr>
-              <w:pStyle w:val="Normal"/>
-              <w:jc w:val="center"/>
-              <w:pBdr>
-                <w:bottom w:val="none" w:sz="0" w:space="0" w:color="000000"/>
-                <w:top w:val="none" w:sz="0" w:space="0" w:color="000000"/>
-                <w:left w:val="none" w:sz="0" w:space="0" w:color="000000"/>
-                <w:right w:val="none" w:sz="0" w:space="0" w:color="000000"/>
-              </w:pBdr>
-              <w:spacing w:after="100" w:before="100" w:line="240"/>
-              <w:ind w:left="100" w:right="100" w:firstLine="0" w:firstLineChars="0"/>
-              <w:rPr>
-                <w:rFonts w:ascii="Helvetica" w:hAnsi="Helvetica" w:eastAsia="Helvetica" w:cs="Helvetica"/>
-                <w:i w:val="false"/>
-                <w:b w:val="false"/>
-                <w:u w:val="none"/>
-                <w:sz w:val="22"/>
-                <w:szCs w:val="22"/>
-                <w:color w:val="000000"/>
-              </w:rPr>
-            </w:pPr>
-            <w:r>
-              <w:rPr>
-                <w:rFonts w:ascii="Helvetica" w:hAnsi="Helvetica" w:eastAsia="Helvetica" w:cs="Helvetica"/>
-                <w:i w:val="false"/>
-                <w:b w:val="false"/>
-                <w:u w:val="none"/>
-                <w:sz w:val="22"/>
-                <w:szCs w:val="22"/>
-                <w:color w:val="000000"/>
-              </w:rPr>
-              <w:t xml:space="preserve">704, 1,850,997</w:t>
+              <w:t xml:space="preserve">189</w:t>
+            </w:r>
+          </w:p>
+        </w:tc>
+        <w:tc>
+          <w:tcPr>
+            <w:tcBorders>
+              <w:bottom w:val="none" w:sz="0" w:space="0" w:color="000000"/>
+              <w:top w:val="none" w:sz="0" w:space="0" w:color="000000"/>
+              <w:left w:val="none" w:sz="0" w:space="0" w:color="000000"/>
+              <w:right w:val="none" w:sz="0" w:space="0" w:color="000000"/>
+            </w:tcBorders>
+            <w:shd w:val="clear" w:color="auto" w:fill="FFFFFF"/>
+            <w:tcMar>
+              <w:top w:w="0" w:type="dxa"/>
+              <w:bottom w:w="0" w:type="dxa"/>
+              <w:left w:w="0" w:type="dxa"/>
+              <w:right w:w="0" w:type="dxa"/>
+            </w:tcMar>
+            <w:vAlign w:val="top"/>
+          </w:tcPr>
+          <w:p>
+            <w:pPr>
+              <w:pStyle w:val="Normal"/>
+              <w:jc w:val="center"/>
+              <w:pBdr>
+                <w:bottom w:val="none" w:sz="0" w:space="0" w:color="000000"/>
+                <w:top w:val="none" w:sz="0" w:space="0" w:color="000000"/>
+                <w:left w:val="none" w:sz="0" w:space="0" w:color="000000"/>
+                <w:right w:val="none" w:sz="0" w:space="0" w:color="000000"/>
+              </w:pBdr>
+              <w:spacing w:after="100" w:before="100" w:line="240"/>
+              <w:ind w:left="100" w:right="100" w:firstLine="0" w:firstLineChars="0"/>
+              <w:rPr>
+                <w:rFonts w:ascii="Helvetica" w:hAnsi="Helvetica" w:eastAsia="Helvetica" w:cs="Helvetica"/>
+                <w:i w:val="false"/>
+                <w:b w:val="false"/>
+                <w:u w:val="none"/>
+                <w:sz w:val="22"/>
+                <w:szCs w:val="22"/>
+                <w:color w:val="000000"/>
+              </w:rPr>
+            </w:pPr>
+            <w:r>
+              <w:rPr>
+                <w:rFonts w:ascii="Helvetica" w:hAnsi="Helvetica" w:eastAsia="Helvetica" w:cs="Helvetica"/>
+                <w:i w:val="false"/>
+                <w:b w:val="false"/>
+                <w:u w:val="none"/>
+                <w:sz w:val="22"/>
+                <w:szCs w:val="22"/>
+                <w:color w:val="000000"/>
+              </w:rPr>
+              <w:t xml:space="preserve">41,205</w:t>
+            </w:r>
+          </w:p>
+        </w:tc>
+        <w:tc>
+          <w:tcPr>
+            <w:tcBorders>
+              <w:bottom w:val="none" w:sz="0" w:space="0" w:color="000000"/>
+              <w:top w:val="none" w:sz="0" w:space="0" w:color="000000"/>
+              <w:left w:val="none" w:sz="0" w:space="0" w:color="000000"/>
+              <w:right w:val="none" w:sz="0" w:space="0" w:color="000000"/>
+            </w:tcBorders>
+            <w:shd w:val="clear" w:color="auto" w:fill="FFFFFF"/>
+            <w:tcMar>
+              <w:top w:w="0" w:type="dxa"/>
+              <w:bottom w:w="0" w:type="dxa"/>
+              <w:left w:w="0" w:type="dxa"/>
+              <w:right w:w="0" w:type="dxa"/>
+            </w:tcMar>
+            <w:vAlign w:val="top"/>
+          </w:tcPr>
+          <w:p>
+            <w:pPr>
+              <w:pStyle w:val="Normal"/>
+              <w:jc w:val="center"/>
+              <w:pBdr>
+                <w:bottom w:val="none" w:sz="0" w:space="0" w:color="000000"/>
+                <w:top w:val="none" w:sz="0" w:space="0" w:color="000000"/>
+                <w:left w:val="none" w:sz="0" w:space="0" w:color="000000"/>
+                <w:right w:val="none" w:sz="0" w:space="0" w:color="000000"/>
+              </w:pBdr>
+              <w:spacing w:after="100" w:before="100" w:line="240"/>
+              <w:ind w:left="100" w:right="100" w:firstLine="0" w:firstLineChars="0"/>
+              <w:rPr>
+                <w:rFonts w:ascii="Helvetica" w:hAnsi="Helvetica" w:eastAsia="Helvetica" w:cs="Helvetica"/>
+                <w:i w:val="false"/>
+                <w:b w:val="false"/>
+                <w:u w:val="none"/>
+                <w:sz w:val="22"/>
+                <w:szCs w:val="22"/>
+                <w:color w:val="000000"/>
+              </w:rPr>
+            </w:pPr>
+            <w:r>
+              <w:rPr>
+                <w:rFonts w:ascii="Helvetica" w:hAnsi="Helvetica" w:eastAsia="Helvetica" w:cs="Helvetica"/>
+                <w:i w:val="false"/>
+                <w:b w:val="false"/>
+                <w:u w:val="none"/>
+                <w:sz w:val="22"/>
+                <w:szCs w:val="22"/>
+                <w:color w:val="000000"/>
+              </w:rPr>
+              <w:t xml:space="preserve">804, 2,112,180</w:t>
             </w:r>
           </w:p>
         </w:tc>
@@ -13879,7 +13879,7 @@
                 <w:szCs w:val="22"/>
                 <w:color w:val="000000"/>
               </w:rPr>
-              <w:t xml:space="preserve">190</w:t>
+              <w:t xml:space="preserve">189</w:t>
             </w:r>
           </w:p>
         </w:tc>
@@ -13985,113 +13985,113 @@
                 <w:szCs w:val="22"/>
                 <w:color w:val="000000"/>
               </w:rPr>
-              <w:t xml:space="preserve">0.27, 3.45</w:t>
-            </w:r>
-          </w:p>
-        </w:tc>
-        <w:tc>
-          <w:tcPr>
-            <w:tcBorders>
-              <w:bottom w:val="none" w:sz="0" w:space="0" w:color="000000"/>
-              <w:top w:val="none" w:sz="0" w:space="0" w:color="000000"/>
-              <w:left w:val="none" w:sz="0" w:space="0" w:color="000000"/>
-              <w:right w:val="none" w:sz="0" w:space="0" w:color="000000"/>
-            </w:tcBorders>
-            <w:shd w:val="clear" w:color="auto" w:fill="FFFFFF"/>
-            <w:tcMar>
-              <w:top w:w="0" w:type="dxa"/>
-              <w:bottom w:w="0" w:type="dxa"/>
-              <w:left w:w="0" w:type="dxa"/>
-              <w:right w:w="0" w:type="dxa"/>
-            </w:tcMar>
-            <w:vAlign w:val="top"/>
-          </w:tcPr>
-          <w:p>
-            <w:pPr>
-              <w:pStyle w:val="Normal"/>
-              <w:jc w:val="center"/>
-              <w:pBdr>
-                <w:bottom w:val="none" w:sz="0" w:space="0" w:color="000000"/>
-                <w:top w:val="none" w:sz="0" w:space="0" w:color="000000"/>
-                <w:left w:val="none" w:sz="0" w:space="0" w:color="000000"/>
-                <w:right w:val="none" w:sz="0" w:space="0" w:color="000000"/>
-              </w:pBdr>
-              <w:spacing w:after="100" w:before="100" w:line="240"/>
-              <w:ind w:left="100" w:right="100" w:firstLine="0" w:firstLineChars="0"/>
-              <w:rPr>
-                <w:rFonts w:ascii="Helvetica" w:hAnsi="Helvetica" w:eastAsia="Helvetica" w:cs="Helvetica"/>
-                <w:i w:val="false"/>
-                <w:b w:val="false"/>
-                <w:u w:val="none"/>
-                <w:sz w:val="22"/>
-                <w:szCs w:val="22"/>
-                <w:color w:val="000000"/>
-              </w:rPr>
-            </w:pPr>
-            <w:r>
-              <w:rPr>
-                <w:rFonts w:ascii="Helvetica" w:hAnsi="Helvetica" w:eastAsia="Helvetica" w:cs="Helvetica"/>
-                <w:i w:val="false"/>
-                <w:b w:val="false"/>
-                <w:u w:val="none"/>
-                <w:sz w:val="22"/>
-                <w:szCs w:val="22"/>
-                <w:color w:val="000000"/>
-              </w:rPr>
-              <w:t xml:space="preserve">0.960</w:t>
-            </w:r>
-          </w:p>
-        </w:tc>
-        <w:tc>
-          <w:tcPr>
-            <w:tcBorders>
-              <w:bottom w:val="none" w:sz="0" w:space="0" w:color="000000"/>
-              <w:top w:val="none" w:sz="0" w:space="0" w:color="000000"/>
-              <w:left w:val="none" w:sz="0" w:space="0" w:color="000000"/>
-              <w:right w:val="none" w:sz="0" w:space="0" w:color="000000"/>
-            </w:tcBorders>
-            <w:shd w:val="clear" w:color="auto" w:fill="FFFFFF"/>
-            <w:tcMar>
-              <w:top w:w="0" w:type="dxa"/>
-              <w:bottom w:w="0" w:type="dxa"/>
-              <w:left w:w="0" w:type="dxa"/>
-              <w:right w:w="0" w:type="dxa"/>
-            </w:tcMar>
-            <w:vAlign w:val="top"/>
-          </w:tcPr>
-          <w:p>
-            <w:pPr>
-              <w:pStyle w:val="Normal"/>
-              <w:jc w:val="center"/>
-              <w:pBdr>
-                <w:bottom w:val="none" w:sz="0" w:space="0" w:color="000000"/>
-                <w:top w:val="none" w:sz="0" w:space="0" w:color="000000"/>
-                <w:left w:val="none" w:sz="0" w:space="0" w:color="000000"/>
-                <w:right w:val="none" w:sz="0" w:space="0" w:color="000000"/>
-              </w:pBdr>
-              <w:spacing w:after="100" w:before="100" w:line="240"/>
-              <w:ind w:left="100" w:right="100" w:firstLine="0" w:firstLineChars="0"/>
-              <w:rPr>
-                <w:rFonts w:ascii="Helvetica" w:hAnsi="Helvetica" w:eastAsia="Helvetica" w:cs="Helvetica"/>
-                <w:i w:val="false"/>
-                <w:b w:val="false"/>
-                <w:u w:val="none"/>
-                <w:sz w:val="22"/>
-                <w:szCs w:val="22"/>
-                <w:color w:val="000000"/>
-              </w:rPr>
-            </w:pPr>
-            <w:r>
-              <w:rPr>
-                <w:rFonts w:ascii="Helvetica" w:hAnsi="Helvetica" w:eastAsia="Helvetica" w:cs="Helvetica"/>
-                <w:i w:val="false"/>
-                <w:b w:val="false"/>
-                <w:u w:val="none"/>
-                <w:sz w:val="22"/>
-                <w:szCs w:val="22"/>
-                <w:color w:val="000000"/>
-              </w:rPr>
-              <w:t xml:space="preserve">190</w:t>
+              <w:t xml:space="preserve">0.27, 3.43</w:t>
+            </w:r>
+          </w:p>
+        </w:tc>
+        <w:tc>
+          <w:tcPr>
+            <w:tcBorders>
+              <w:bottom w:val="none" w:sz="0" w:space="0" w:color="000000"/>
+              <w:top w:val="none" w:sz="0" w:space="0" w:color="000000"/>
+              <w:left w:val="none" w:sz="0" w:space="0" w:color="000000"/>
+              <w:right w:val="none" w:sz="0" w:space="0" w:color="000000"/>
+            </w:tcBorders>
+            <w:shd w:val="clear" w:color="auto" w:fill="FFFFFF"/>
+            <w:tcMar>
+              <w:top w:w="0" w:type="dxa"/>
+              <w:bottom w:w="0" w:type="dxa"/>
+              <w:left w:w="0" w:type="dxa"/>
+              <w:right w:w="0" w:type="dxa"/>
+            </w:tcMar>
+            <w:vAlign w:val="top"/>
+          </w:tcPr>
+          <w:p>
+            <w:pPr>
+              <w:pStyle w:val="Normal"/>
+              <w:jc w:val="center"/>
+              <w:pBdr>
+                <w:bottom w:val="none" w:sz="0" w:space="0" w:color="000000"/>
+                <w:top w:val="none" w:sz="0" w:space="0" w:color="000000"/>
+                <w:left w:val="none" w:sz="0" w:space="0" w:color="000000"/>
+                <w:right w:val="none" w:sz="0" w:space="0" w:color="000000"/>
+              </w:pBdr>
+              <w:spacing w:after="100" w:before="100" w:line="240"/>
+              <w:ind w:left="100" w:right="100" w:firstLine="0" w:firstLineChars="0"/>
+              <w:rPr>
+                <w:rFonts w:ascii="Helvetica" w:hAnsi="Helvetica" w:eastAsia="Helvetica" w:cs="Helvetica"/>
+                <w:i w:val="false"/>
+                <w:b w:val="false"/>
+                <w:u w:val="none"/>
+                <w:sz w:val="22"/>
+                <w:szCs w:val="22"/>
+                <w:color w:val="000000"/>
+              </w:rPr>
+            </w:pPr>
+            <w:r>
+              <w:rPr>
+                <w:rFonts w:ascii="Helvetica" w:hAnsi="Helvetica" w:eastAsia="Helvetica" w:cs="Helvetica"/>
+                <w:i w:val="false"/>
+                <w:b w:val="false"/>
+                <w:u w:val="none"/>
+                <w:sz w:val="22"/>
+                <w:szCs w:val="22"/>
+                <w:color w:val="000000"/>
+              </w:rPr>
+              <w:t xml:space="preserve">0.950</w:t>
+            </w:r>
+          </w:p>
+        </w:tc>
+        <w:tc>
+          <w:tcPr>
+            <w:tcBorders>
+              <w:bottom w:val="none" w:sz="0" w:space="0" w:color="000000"/>
+              <w:top w:val="none" w:sz="0" w:space="0" w:color="000000"/>
+              <w:left w:val="none" w:sz="0" w:space="0" w:color="000000"/>
+              <w:right w:val="none" w:sz="0" w:space="0" w:color="000000"/>
+            </w:tcBorders>
+            <w:shd w:val="clear" w:color="auto" w:fill="FFFFFF"/>
+            <w:tcMar>
+              <w:top w:w="0" w:type="dxa"/>
+              <w:bottom w:w="0" w:type="dxa"/>
+              <w:left w:w="0" w:type="dxa"/>
+              <w:right w:w="0" w:type="dxa"/>
+            </w:tcMar>
+            <w:vAlign w:val="top"/>
+          </w:tcPr>
+          <w:p>
+            <w:pPr>
+              <w:pStyle w:val="Normal"/>
+              <w:jc w:val="center"/>
+              <w:pBdr>
+                <w:bottom w:val="none" w:sz="0" w:space="0" w:color="000000"/>
+                <w:top w:val="none" w:sz="0" w:space="0" w:color="000000"/>
+                <w:left w:val="none" w:sz="0" w:space="0" w:color="000000"/>
+                <w:right w:val="none" w:sz="0" w:space="0" w:color="000000"/>
+              </w:pBdr>
+              <w:spacing w:after="100" w:before="100" w:line="240"/>
+              <w:ind w:left="100" w:right="100" w:firstLine="0" w:firstLineChars="0"/>
+              <w:rPr>
+                <w:rFonts w:ascii="Helvetica" w:hAnsi="Helvetica" w:eastAsia="Helvetica" w:cs="Helvetica"/>
+                <w:i w:val="false"/>
+                <w:b w:val="false"/>
+                <w:u w:val="none"/>
+                <w:sz w:val="22"/>
+                <w:szCs w:val="22"/>
+                <w:color w:val="000000"/>
+              </w:rPr>
+            </w:pPr>
+            <w:r>
+              <w:rPr>
+                <w:rFonts w:ascii="Helvetica" w:hAnsi="Helvetica" w:eastAsia="Helvetica" w:cs="Helvetica"/>
+                <w:i w:val="false"/>
+                <w:b w:val="false"/>
+                <w:u w:val="none"/>
+                <w:sz w:val="22"/>
+                <w:szCs w:val="22"/>
+                <w:color w:val="000000"/>
+              </w:rPr>
+              <w:t xml:space="preserve">189</w:t>
             </w:r>
           </w:p>
         </w:tc>
@@ -14362,7 +14362,7 @@
                 <w:szCs w:val="22"/>
                 <w:color w:val="000000"/>
               </w:rPr>
-              <w:t xml:space="preserve">190</w:t>
+              <w:t xml:space="preserve">189</w:t>
             </w:r>
           </w:p>
         </w:tc>
@@ -14521,60 +14521,60 @@
                 <w:szCs w:val="22"/>
                 <w:color w:val="000000"/>
               </w:rPr>
-              <w:t xml:space="preserve">0.920</w:t>
-            </w:r>
-          </w:p>
-        </w:tc>
-        <w:tc>
-          <w:tcPr>
-            <w:tcBorders>
-              <w:bottom w:val="none" w:sz="0" w:space="0" w:color="000000"/>
-              <w:top w:val="none" w:sz="0" w:space="0" w:color="000000"/>
-              <w:left w:val="none" w:sz="0" w:space="0" w:color="000000"/>
-              <w:right w:val="none" w:sz="0" w:space="0" w:color="000000"/>
-            </w:tcBorders>
-            <w:shd w:val="clear" w:color="auto" w:fill="FFFFFF"/>
-            <w:tcMar>
-              <w:top w:w="0" w:type="dxa"/>
-              <w:bottom w:w="0" w:type="dxa"/>
-              <w:left w:w="0" w:type="dxa"/>
-              <w:right w:w="0" w:type="dxa"/>
-            </w:tcMar>
-            <w:vAlign w:val="top"/>
-          </w:tcPr>
-          <w:p>
-            <w:pPr>
-              <w:pStyle w:val="Normal"/>
-              <w:jc w:val="center"/>
-              <w:pBdr>
-                <w:bottom w:val="none" w:sz="0" w:space="0" w:color="000000"/>
-                <w:top w:val="none" w:sz="0" w:space="0" w:color="000000"/>
-                <w:left w:val="none" w:sz="0" w:space="0" w:color="000000"/>
-                <w:right w:val="none" w:sz="0" w:space="0" w:color="000000"/>
-              </w:pBdr>
-              <w:spacing w:after="100" w:before="100" w:line="240"/>
-              <w:ind w:left="100" w:right="100" w:firstLine="0" w:firstLineChars="0"/>
-              <w:rPr>
-                <w:rFonts w:ascii="Helvetica" w:hAnsi="Helvetica" w:eastAsia="Helvetica" w:cs="Helvetica"/>
-                <w:i w:val="false"/>
-                <w:b w:val="false"/>
-                <w:u w:val="none"/>
-                <w:sz w:val="22"/>
-                <w:szCs w:val="22"/>
-                <w:color w:val="000000"/>
-              </w:rPr>
-            </w:pPr>
-            <w:r>
-              <w:rPr>
-                <w:rFonts w:ascii="Helvetica" w:hAnsi="Helvetica" w:eastAsia="Helvetica" w:cs="Helvetica"/>
-                <w:i w:val="false"/>
-                <w:b w:val="false"/>
-                <w:u w:val="none"/>
-                <w:sz w:val="22"/>
-                <w:szCs w:val="22"/>
-                <w:color w:val="000000"/>
-              </w:rPr>
-              <w:t xml:space="preserve">190</w:t>
+              <w:t xml:space="preserve">0.930</w:t>
+            </w:r>
+          </w:p>
+        </w:tc>
+        <w:tc>
+          <w:tcPr>
+            <w:tcBorders>
+              <w:bottom w:val="none" w:sz="0" w:space="0" w:color="000000"/>
+              <w:top w:val="none" w:sz="0" w:space="0" w:color="000000"/>
+              <w:left w:val="none" w:sz="0" w:space="0" w:color="000000"/>
+              <w:right w:val="none" w:sz="0" w:space="0" w:color="000000"/>
+            </w:tcBorders>
+            <w:shd w:val="clear" w:color="auto" w:fill="FFFFFF"/>
+            <w:tcMar>
+              <w:top w:w="0" w:type="dxa"/>
+              <w:bottom w:w="0" w:type="dxa"/>
+              <w:left w:w="0" w:type="dxa"/>
+              <w:right w:w="0" w:type="dxa"/>
+            </w:tcMar>
+            <w:vAlign w:val="top"/>
+          </w:tcPr>
+          <w:p>
+            <w:pPr>
+              <w:pStyle w:val="Normal"/>
+              <w:jc w:val="center"/>
+              <w:pBdr>
+                <w:bottom w:val="none" w:sz="0" w:space="0" w:color="000000"/>
+                <w:top w:val="none" w:sz="0" w:space="0" w:color="000000"/>
+                <w:left w:val="none" w:sz="0" w:space="0" w:color="000000"/>
+                <w:right w:val="none" w:sz="0" w:space="0" w:color="000000"/>
+              </w:pBdr>
+              <w:spacing w:after="100" w:before="100" w:line="240"/>
+              <w:ind w:left="100" w:right="100" w:firstLine="0" w:firstLineChars="0"/>
+              <w:rPr>
+                <w:rFonts w:ascii="Helvetica" w:hAnsi="Helvetica" w:eastAsia="Helvetica" w:cs="Helvetica"/>
+                <w:i w:val="false"/>
+                <w:b w:val="false"/>
+                <w:u w:val="none"/>
+                <w:sz w:val="22"/>
+                <w:szCs w:val="22"/>
+                <w:color w:val="000000"/>
+              </w:rPr>
+            </w:pPr>
+            <w:r>
+              <w:rPr>
+                <w:rFonts w:ascii="Helvetica" w:hAnsi="Helvetica" w:eastAsia="Helvetica" w:cs="Helvetica"/>
+                <w:i w:val="false"/>
+                <w:b w:val="false"/>
+                <w:u w:val="none"/>
+                <w:sz w:val="22"/>
+                <w:szCs w:val="22"/>
+                <w:color w:val="000000"/>
+              </w:rPr>
+              <w:t xml:space="preserve">189</w:t>
             </w:r>
           </w:p>
         </w:tc>
@@ -14845,7 +14845,7 @@
                 <w:szCs w:val="22"/>
                 <w:color w:val="000000"/>
               </w:rPr>
-              <w:t xml:space="preserve">190</w:t>
+              <w:t xml:space="preserve">189</w:t>
             </w:r>
           </w:p>
         </w:tc>
@@ -15004,7 +15004,7 @@
                 <w:szCs w:val="22"/>
                 <w:color w:val="000000"/>
               </w:rPr>
-              <w:t xml:space="preserve">0.520</w:t>
+              <w:t xml:space="preserve">0.510</w:t>
             </w:r>
           </w:p>
         </w:tc>
@@ -15057,7 +15057,7 @@
                 <w:szCs w:val="22"/>
                 <w:color w:val="000000"/>
               </w:rPr>
-              <w:t xml:space="preserve">190</w:t>
+              <w:t xml:space="preserve">189</w:t>
             </w:r>
           </w:p>
         </w:tc>
